--- a/提交pdf初稿-方向1B.docx
+++ b/提交pdf初稿-方向1B.docx
@@ -848,153 +848,6 @@
     </w:p>
     <w:p>
       <w:pPr>
-        <w:pStyle w:val="16"/>
-        <w:numPr>
-          <w:ilvl w:val="0"/>
-          <w:numId w:val="0"/>
-        </w:numPr>
-        <w:spacing w:before="0" w:after="60" w:line="259" w:lineRule="auto"/>
-        <w:contextualSpacing/>
-      </w:pPr>
-    </w:p>
-    <w:p>
-      <w:pPr>
-        <w:pStyle w:val="16"/>
-        <w:numPr>
-          <w:ilvl w:val="0"/>
-          <w:numId w:val="0"/>
-        </w:numPr>
-        <w:spacing w:before="0" w:after="60" w:line="259" w:lineRule="auto"/>
-        <w:contextualSpacing/>
-      </w:pPr>
-    </w:p>
-    <w:p>
-      <w:pPr>
-        <w:pStyle w:val="16"/>
-        <w:numPr>
-          <w:ilvl w:val="0"/>
-          <w:numId w:val="0"/>
-        </w:numPr>
-        <w:spacing w:before="0" w:after="60" w:line="259" w:lineRule="auto"/>
-        <w:contextualSpacing/>
-      </w:pPr>
-    </w:p>
-    <w:p>
-      <w:pPr>
-        <w:pStyle w:val="16"/>
-        <w:numPr>
-          <w:ilvl w:val="0"/>
-          <w:numId w:val="0"/>
-        </w:numPr>
-        <w:spacing w:before="0" w:after="60" w:line="259" w:lineRule="auto"/>
-        <w:contextualSpacing/>
-      </w:pPr>
-    </w:p>
-    <w:p>
-      <w:pPr>
-        <w:pStyle w:val="16"/>
-        <w:numPr>
-          <w:ilvl w:val="0"/>
-          <w:numId w:val="0"/>
-        </w:numPr>
-        <w:spacing w:before="0" w:after="60" w:line="259" w:lineRule="auto"/>
-        <w:contextualSpacing/>
-      </w:pPr>
-    </w:p>
-    <w:p>
-      <w:pPr>
-        <w:pStyle w:val="16"/>
-        <w:numPr>
-          <w:ilvl w:val="0"/>
-          <w:numId w:val="0"/>
-        </w:numPr>
-        <w:spacing w:before="0" w:after="60" w:line="259" w:lineRule="auto"/>
-        <w:contextualSpacing/>
-      </w:pPr>
-    </w:p>
-    <w:p>
-      <w:pPr>
-        <w:pStyle w:val="16"/>
-        <w:numPr>
-          <w:ilvl w:val="0"/>
-          <w:numId w:val="0"/>
-        </w:numPr>
-        <w:spacing w:before="0" w:after="60" w:line="259" w:lineRule="auto"/>
-        <w:contextualSpacing/>
-      </w:pPr>
-    </w:p>
-    <w:p>
-      <w:pPr>
-        <w:pStyle w:val="16"/>
-        <w:numPr>
-          <w:ilvl w:val="0"/>
-          <w:numId w:val="0"/>
-        </w:numPr>
-        <w:spacing w:before="0" w:after="60" w:line="259" w:lineRule="auto"/>
-        <w:contextualSpacing/>
-      </w:pPr>
-    </w:p>
-    <w:p>
-      <w:pPr>
-        <w:pStyle w:val="16"/>
-        <w:numPr>
-          <w:ilvl w:val="0"/>
-          <w:numId w:val="0"/>
-        </w:numPr>
-        <w:spacing w:before="0" w:after="60" w:line="259" w:lineRule="auto"/>
-        <w:contextualSpacing/>
-      </w:pPr>
-    </w:p>
-    <w:p>
-      <w:pPr>
-        <w:pStyle w:val="16"/>
-        <w:numPr>
-          <w:ilvl w:val="0"/>
-          <w:numId w:val="0"/>
-        </w:numPr>
-        <w:spacing w:before="0" w:after="60" w:line="259" w:lineRule="auto"/>
-        <w:contextualSpacing/>
-      </w:pPr>
-    </w:p>
-    <w:p>
-      <w:pPr>
-        <w:pStyle w:val="16"/>
-        <w:numPr>
-          <w:ilvl w:val="0"/>
-          <w:numId w:val="0"/>
-        </w:numPr>
-        <w:spacing w:before="0" w:after="60" w:line="259" w:lineRule="auto"/>
-        <w:contextualSpacing/>
-      </w:pPr>
-    </w:p>
-    <w:p>
-      <w:pPr>
-        <w:pStyle w:val="16"/>
-        <w:numPr>
-          <w:ilvl w:val="0"/>
-          <w:numId w:val="0"/>
-        </w:numPr>
-        <w:spacing w:before="0" w:after="60" w:line="259" w:lineRule="auto"/>
-        <w:contextualSpacing/>
-      </w:pPr>
-    </w:p>
-    <w:p>
-      <w:pPr>
-        <w:pStyle w:val="16"/>
-        <w:numPr>
-          <w:ilvl w:val="0"/>
-          <w:numId w:val="0"/>
-        </w:numPr>
-        <w:spacing w:before="0" w:after="60" w:line="259" w:lineRule="auto"/>
-        <w:contextualSpacing/>
-        <w:rPr>
-          <w:rFonts w:hint="eastAsia"/>
-          <w:lang w:eastAsia="zh-CN"/>
-        </w:rPr>
-      </w:pPr>
-    </w:p>
-    <w:p>
-      <w:pPr>
         <w:pStyle w:val="3"/>
         <w:spacing w:before="0" w:after="60" w:line="259" w:lineRule="auto"/>
         <w:ind w:left="0" w:firstLine="0"/>
@@ -1153,93 +1006,6 @@
           <w:lang w:eastAsia="zh-CN"/>
         </w:rPr>
       </w:pPr>
-    </w:p>
-    <w:p>
-      <w:pPr>
-        <w:rPr>
-          <w:rFonts w:hint="eastAsia" w:ascii="微软雅黑" w:hAnsi="微软雅黑" w:eastAsia="微软雅黑" w:cs="微软雅黑"/>
-          <w:b/>
-          <w:lang w:eastAsia="zh-CN"/>
-        </w:rPr>
-      </w:pPr>
-    </w:p>
-    <w:p>
-      <w:pPr>
-        <w:rPr>
-          <w:rFonts w:hint="eastAsia" w:ascii="微软雅黑" w:hAnsi="微软雅黑" w:eastAsia="微软雅黑" w:cs="微软雅黑"/>
-          <w:b/>
-          <w:lang w:eastAsia="zh-CN"/>
-        </w:rPr>
-      </w:pPr>
-    </w:p>
-    <w:p>
-      <w:pPr>
-        <w:rPr>
-          <w:rFonts w:hint="eastAsia" w:ascii="微软雅黑" w:hAnsi="微软雅黑" w:eastAsia="微软雅黑" w:cs="微软雅黑"/>
-          <w:b/>
-          <w:lang w:eastAsia="zh-CN"/>
-        </w:rPr>
-      </w:pPr>
-    </w:p>
-    <w:p>
-      <w:pPr>
-        <w:rPr>
-          <w:rFonts w:hint="eastAsia" w:ascii="微软雅黑" w:hAnsi="微软雅黑" w:eastAsia="微软雅黑" w:cs="微软雅黑"/>
-          <w:b/>
-          <w:lang w:eastAsia="zh-CN"/>
-        </w:rPr>
-      </w:pPr>
-    </w:p>
-    <w:p>
-      <w:pPr>
-        <w:rPr>
-          <w:rFonts w:hint="eastAsia" w:ascii="微软雅黑" w:hAnsi="微软雅黑" w:eastAsia="微软雅黑" w:cs="微软雅黑"/>
-          <w:b/>
-          <w:lang w:eastAsia="zh-CN"/>
-        </w:rPr>
-      </w:pPr>
-    </w:p>
-    <w:p>
-      <w:pPr>
-        <w:pStyle w:val="3"/>
-        <w:spacing w:before="0" w:after="60" w:line="259" w:lineRule="auto"/>
-        <w:ind w:left="0" w:firstLine="0"/>
-        <w:rPr>
-          <w:rFonts w:hint="eastAsia" w:ascii="微软雅黑" w:hAnsi="微软雅黑" w:eastAsia="微软雅黑" w:cs="微软雅黑"/>
-          <w:b/>
-          <w:lang w:eastAsia="zh-CN"/>
-        </w:rPr>
-      </w:pPr>
-    </w:p>
-    <w:p>
-      <w:pPr>
-        <w:rPr>
-          <w:rFonts w:hint="eastAsia" w:ascii="微软雅黑" w:hAnsi="微软雅黑" w:eastAsia="微软雅黑" w:cs="微软雅黑"/>
-          <w:b/>
-          <w:lang w:eastAsia="zh-CN"/>
-        </w:rPr>
-      </w:pPr>
-    </w:p>
-    <w:p>
-      <w:pPr>
-        <w:rPr>
-          <w:rFonts w:hint="eastAsia" w:ascii="微软雅黑" w:hAnsi="微软雅黑" w:eastAsia="微软雅黑" w:cs="微软雅黑"/>
-          <w:b/>
-          <w:lang w:eastAsia="zh-CN"/>
-        </w:rPr>
-      </w:pPr>
-    </w:p>
-    <w:p>
-      <w:pPr>
-        <w:pStyle w:val="3"/>
-        <w:spacing w:before="0" w:after="60" w:line="259" w:lineRule="auto"/>
-        <w:ind w:left="0" w:firstLine="0"/>
-        <w:rPr>
-          <w:rFonts w:hint="eastAsia" w:ascii="微软雅黑" w:hAnsi="微软雅黑" w:eastAsia="微软雅黑" w:cs="微软雅黑"/>
-          <w:b/>
-          <w:lang w:eastAsia="zh-CN"/>
-        </w:rPr>
-      </w:pPr>
       <w:r>
         <w:rPr>
           <w:rFonts w:hint="eastAsia" w:ascii="微软雅黑" w:hAnsi="微软雅黑" w:eastAsia="微软雅黑" w:cs="微软雅黑"/>
@@ -1940,111 +1706,6 @@
       <w:r>
         <w:t>判断原则：先检查目标是否可操作、变量和对照是否明确、观测指标是否可记录；再检查仿真结果是否支持、削弱或无法判断原计划。任何CI跨零、异常或数据缺失都保留为限制，不自动判为成功。</w:t>
       </w:r>
-    </w:p>
-    <w:p>
-      <w:pPr>
-        <w:pStyle w:val="3"/>
-        <w:spacing w:before="0" w:after="60" w:line="259" w:lineRule="auto"/>
-        <w:ind w:left="0" w:firstLine="0"/>
-        <w:rPr>
-          <w:rFonts w:hint="eastAsia" w:ascii="微软雅黑" w:hAnsi="微软雅黑" w:eastAsia="微软雅黑" w:cs="微软雅黑"/>
-          <w:b/>
-          <w:lang w:eastAsia="zh-CN"/>
-        </w:rPr>
-      </w:pPr>
-    </w:p>
-    <w:p>
-      <w:pPr>
-        <w:rPr>
-          <w:rFonts w:hint="eastAsia" w:ascii="微软雅黑" w:hAnsi="微软雅黑" w:eastAsia="微软雅黑" w:cs="微软雅黑"/>
-          <w:b/>
-          <w:lang w:eastAsia="zh-CN"/>
-        </w:rPr>
-      </w:pPr>
-    </w:p>
-    <w:p>
-      <w:pPr>
-        <w:rPr>
-          <w:rFonts w:hint="eastAsia" w:ascii="微软雅黑" w:hAnsi="微软雅黑" w:eastAsia="微软雅黑" w:cs="微软雅黑"/>
-          <w:b/>
-          <w:lang w:eastAsia="zh-CN"/>
-        </w:rPr>
-      </w:pPr>
-    </w:p>
-    <w:p>
-      <w:pPr>
-        <w:rPr>
-          <w:rFonts w:hint="eastAsia" w:ascii="微软雅黑" w:hAnsi="微软雅黑" w:eastAsia="微软雅黑" w:cs="微软雅黑"/>
-          <w:b/>
-          <w:lang w:eastAsia="zh-CN"/>
-        </w:rPr>
-      </w:pPr>
-    </w:p>
-    <w:p>
-      <w:pPr>
-        <w:rPr>
-          <w:rFonts w:hint="eastAsia" w:ascii="微软雅黑" w:hAnsi="微软雅黑" w:eastAsia="微软雅黑" w:cs="微软雅黑"/>
-          <w:b/>
-          <w:lang w:eastAsia="zh-CN"/>
-        </w:rPr>
-      </w:pPr>
-    </w:p>
-    <w:p>
-      <w:pPr>
-        <w:rPr>
-          <w:rFonts w:hint="eastAsia" w:ascii="微软雅黑" w:hAnsi="微软雅黑" w:eastAsia="微软雅黑" w:cs="微软雅黑"/>
-          <w:b/>
-          <w:lang w:eastAsia="zh-CN"/>
-        </w:rPr>
-      </w:pPr>
-    </w:p>
-    <w:p>
-      <w:pPr>
-        <w:rPr>
-          <w:rFonts w:hint="eastAsia" w:ascii="微软雅黑" w:hAnsi="微软雅黑" w:eastAsia="微软雅黑" w:cs="微软雅黑"/>
-          <w:b/>
-          <w:lang w:eastAsia="zh-CN"/>
-        </w:rPr>
-      </w:pPr>
-    </w:p>
-    <w:p>
-      <w:pPr>
-        <w:rPr>
-          <w:rFonts w:hint="eastAsia" w:ascii="微软雅黑" w:hAnsi="微软雅黑" w:eastAsia="微软雅黑" w:cs="微软雅黑"/>
-          <w:b/>
-          <w:lang w:eastAsia="zh-CN"/>
-        </w:rPr>
-      </w:pPr>
-    </w:p>
-    <w:p>
-      <w:pPr>
-        <w:pStyle w:val="3"/>
-        <w:spacing w:before="0" w:after="60" w:line="259" w:lineRule="auto"/>
-        <w:ind w:left="0" w:firstLine="0"/>
-        <w:rPr>
-          <w:rFonts w:hint="eastAsia" w:ascii="微软雅黑" w:hAnsi="微软雅黑" w:eastAsia="微软雅黑" w:cs="微软雅黑"/>
-          <w:b/>
-          <w:lang w:eastAsia="zh-CN"/>
-        </w:rPr>
-      </w:pPr>
-    </w:p>
-    <w:p>
-      <w:pPr>
-        <w:rPr>
-          <w:rFonts w:hint="eastAsia" w:ascii="微软雅黑" w:hAnsi="微软雅黑" w:eastAsia="微软雅黑" w:cs="微软雅黑"/>
-          <w:b/>
-          <w:lang w:eastAsia="zh-CN"/>
-        </w:rPr>
-      </w:pPr>
-    </w:p>
-    <w:p>
-      <w:pPr>
-        <w:rPr>
-          <w:rFonts w:hint="eastAsia" w:ascii="微软雅黑" w:hAnsi="微软雅黑" w:eastAsia="微软雅黑" w:cs="微软雅黑"/>
-          <w:b/>
-          <w:lang w:eastAsia="zh-CN"/>
-        </w:rPr>
-      </w:pPr>
     </w:p>
     <w:p>
       <w:pPr>
@@ -2669,13 +2330,12 @@
               <w:ind w:left="0" w:firstLine="0"/>
               <w:jc w:val="left"/>
             </w:pPr>
-            <w:r>
-              <w:rPr>
-                <w:rFonts w:ascii="等线" w:hAnsi="等线" w:eastAsia="等线"/>
-                <w:b w:val="0"/>
-                <w:sz w:val="18"/>
-              </w:rPr>
-              <w:t>固定seed JSON</w:t>
+            <w:r/>
+            <w:r>
+              <w:rPr>
+                <w:sz w:val="18"/>
+              </w:rPr>
+              <w:t>文献基线/固定seed</w:t>
             </w:r>
           </w:p>
         </w:tc>
@@ -2696,13 +2356,12 @@
               <w:ind w:left="0" w:firstLine="0"/>
               <w:jc w:val="left"/>
             </w:pPr>
-            <w:r>
-              <w:rPr>
-                <w:rFonts w:ascii="等线" w:hAnsi="等线" w:eastAsia="等线"/>
-                <w:b w:val="0"/>
-                <w:sz w:val="18"/>
-              </w:rPr>
-              <w:t>case-20260821-100</w:t>
+            <w:r/>
+            <w:r>
+              <w:rPr>
+                <w:sz w:val="18"/>
+              </w:rPr>
+              <w:t>literature_reference.py + case-20260821-100</w:t>
             </w:r>
           </w:p>
         </w:tc>
@@ -2831,99 +2490,6 @@
       <w:r>
         <w:t>虚拟环境边界包括样本规模、90天时间窗、5个干预臂、合成画像和无真实仪器；这些边界在报告中显式标注。</w:t>
       </w:r>
-    </w:p>
-    <w:p>
-      <w:pPr>
-        <w:pStyle w:val="3"/>
-        <w:spacing w:before="0" w:after="60" w:line="259" w:lineRule="auto"/>
-        <w:ind w:left="0" w:firstLine="0"/>
-        <w:rPr>
-          <w:rFonts w:hint="eastAsia" w:ascii="微软雅黑" w:hAnsi="微软雅黑" w:eastAsia="微软雅黑" w:cs="微软雅黑"/>
-          <w:b/>
-          <w:lang w:eastAsia="zh-CN"/>
-        </w:rPr>
-      </w:pPr>
-    </w:p>
-    <w:p>
-      <w:pPr>
-        <w:rPr>
-          <w:rFonts w:hint="eastAsia" w:ascii="微软雅黑" w:hAnsi="微软雅黑" w:eastAsia="微软雅黑" w:cs="微软雅黑"/>
-          <w:b/>
-          <w:lang w:eastAsia="zh-CN"/>
-        </w:rPr>
-      </w:pPr>
-    </w:p>
-    <w:p>
-      <w:pPr>
-        <w:rPr>
-          <w:rFonts w:hint="eastAsia" w:ascii="微软雅黑" w:hAnsi="微软雅黑" w:eastAsia="微软雅黑" w:cs="微软雅黑"/>
-          <w:b/>
-          <w:lang w:eastAsia="zh-CN"/>
-        </w:rPr>
-      </w:pPr>
-    </w:p>
-    <w:p>
-      <w:pPr>
-        <w:rPr>
-          <w:rFonts w:hint="eastAsia" w:ascii="微软雅黑" w:hAnsi="微软雅黑" w:eastAsia="微软雅黑" w:cs="微软雅黑"/>
-          <w:b/>
-          <w:lang w:eastAsia="zh-CN"/>
-        </w:rPr>
-      </w:pPr>
-    </w:p>
-    <w:p>
-      <w:pPr>
-        <w:rPr>
-          <w:rFonts w:hint="eastAsia" w:ascii="微软雅黑" w:hAnsi="微软雅黑" w:eastAsia="微软雅黑" w:cs="微软雅黑"/>
-          <w:b/>
-          <w:lang w:eastAsia="zh-CN"/>
-        </w:rPr>
-      </w:pPr>
-    </w:p>
-    <w:p>
-      <w:pPr>
-        <w:rPr>
-          <w:rFonts w:hint="eastAsia" w:ascii="微软雅黑" w:hAnsi="微软雅黑" w:eastAsia="微软雅黑" w:cs="微软雅黑"/>
-          <w:b/>
-          <w:lang w:eastAsia="zh-CN"/>
-        </w:rPr>
-      </w:pPr>
-    </w:p>
-    <w:p>
-      <w:pPr>
-        <w:rPr>
-          <w:rFonts w:hint="eastAsia" w:ascii="微软雅黑" w:hAnsi="微软雅黑" w:eastAsia="微软雅黑" w:cs="微软雅黑"/>
-          <w:b/>
-          <w:lang w:eastAsia="zh-CN"/>
-        </w:rPr>
-      </w:pPr>
-    </w:p>
-    <w:p>
-      <w:pPr>
-        <w:rPr>
-          <w:rFonts w:hint="eastAsia" w:ascii="微软雅黑" w:hAnsi="微软雅黑" w:eastAsia="微软雅黑" w:cs="微软雅黑"/>
-          <w:b/>
-          <w:lang w:eastAsia="zh-CN"/>
-        </w:rPr>
-      </w:pPr>
-    </w:p>
-    <w:p>
-      <w:pPr>
-        <w:rPr>
-          <w:rFonts w:hint="eastAsia" w:ascii="微软雅黑" w:hAnsi="微软雅黑" w:eastAsia="微软雅黑" w:cs="微软雅黑"/>
-          <w:b/>
-          <w:lang w:eastAsia="zh-CN"/>
-        </w:rPr>
-      </w:pPr>
-    </w:p>
-    <w:p>
-      <w:pPr>
-        <w:rPr>
-          <w:rFonts w:hint="eastAsia" w:ascii="微软雅黑" w:hAnsi="微软雅黑" w:eastAsia="微软雅黑" w:cs="微软雅黑"/>
-          <w:b/>
-          <w:lang w:eastAsia="zh-CN"/>
-        </w:rPr>
-      </w:pPr>
     </w:p>
     <w:p>
       <w:pPr>
@@ -3722,90 +3288,6 @@
           <w:lang w:eastAsia="zh-CN"/>
         </w:rPr>
       </w:pPr>
-    </w:p>
-    <w:p>
-      <w:pPr>
-        <w:rPr>
-          <w:rFonts w:hint="eastAsia" w:ascii="微软雅黑" w:hAnsi="微软雅黑" w:eastAsia="微软雅黑" w:cs="微软雅黑"/>
-          <w:b/>
-          <w:lang w:eastAsia="zh-CN"/>
-        </w:rPr>
-      </w:pPr>
-    </w:p>
-    <w:p>
-      <w:pPr>
-        <w:rPr>
-          <w:rFonts w:hint="eastAsia" w:ascii="微软雅黑" w:hAnsi="微软雅黑" w:eastAsia="微软雅黑" w:cs="微软雅黑"/>
-          <w:b/>
-          <w:lang w:eastAsia="zh-CN"/>
-        </w:rPr>
-      </w:pPr>
-    </w:p>
-    <w:p>
-      <w:pPr>
-        <w:rPr>
-          <w:rFonts w:hint="eastAsia" w:ascii="微软雅黑" w:hAnsi="微软雅黑" w:eastAsia="微软雅黑" w:cs="微软雅黑"/>
-          <w:b/>
-          <w:lang w:eastAsia="zh-CN"/>
-        </w:rPr>
-      </w:pPr>
-    </w:p>
-    <w:p>
-      <w:pPr>
-        <w:rPr>
-          <w:rFonts w:hint="eastAsia" w:ascii="微软雅黑" w:hAnsi="微软雅黑" w:eastAsia="微软雅黑" w:cs="微软雅黑"/>
-          <w:b/>
-          <w:lang w:eastAsia="zh-CN"/>
-        </w:rPr>
-      </w:pPr>
-    </w:p>
-    <w:p>
-      <w:pPr>
-        <w:rPr>
-          <w:rFonts w:hint="eastAsia" w:ascii="微软雅黑" w:hAnsi="微软雅黑" w:eastAsia="微软雅黑" w:cs="微软雅黑"/>
-          <w:b/>
-          <w:lang w:eastAsia="zh-CN"/>
-        </w:rPr>
-      </w:pPr>
-    </w:p>
-    <w:p>
-      <w:pPr>
-        <w:rPr>
-          <w:rFonts w:hint="eastAsia" w:ascii="微软雅黑" w:hAnsi="微软雅黑" w:eastAsia="微软雅黑" w:cs="微软雅黑"/>
-          <w:b/>
-          <w:lang w:eastAsia="zh-CN"/>
-        </w:rPr>
-      </w:pPr>
-    </w:p>
-    <w:p>
-      <w:pPr>
-        <w:rPr>
-          <w:rFonts w:hint="eastAsia" w:ascii="微软雅黑" w:hAnsi="微软雅黑" w:eastAsia="微软雅黑" w:cs="微软雅黑"/>
-          <w:b/>
-          <w:lang w:eastAsia="zh-CN"/>
-        </w:rPr>
-      </w:pPr>
-    </w:p>
-    <w:p>
-      <w:pPr>
-        <w:rPr>
-          <w:rFonts w:hint="eastAsia" w:ascii="微软雅黑" w:hAnsi="微软雅黑" w:eastAsia="微软雅黑" w:cs="微软雅黑"/>
-          <w:b/>
-          <w:lang w:eastAsia="zh-CN"/>
-        </w:rPr>
-      </w:pPr>
-    </w:p>
-    <w:p>
-      <w:pPr>
-        <w:pStyle w:val="3"/>
-        <w:spacing w:before="0" w:after="60" w:line="259" w:lineRule="auto"/>
-        <w:ind w:left="0" w:firstLine="0"/>
-        <w:rPr>
-          <w:rFonts w:hint="eastAsia" w:ascii="微软雅黑" w:hAnsi="微软雅黑" w:eastAsia="微软雅黑" w:cs="微软雅黑"/>
-          <w:b/>
-          <w:lang w:eastAsia="zh-CN"/>
-        </w:rPr>
-      </w:pPr>
       <w:r>
         <w:rPr>
           <w:rFonts w:hint="eastAsia" w:ascii="微软雅黑" w:hAnsi="微软雅黑" w:eastAsia="微软雅黑" w:cs="微软雅黑"/>
@@ -3842,6 +3324,45 @@
       </w:pPr>
       <w:r>
         <w:t>真实架构：问题输入 → 任务规划器 → 配置/约束校验 → 学生/教师/家长生成 → BKT+ACT-R/L-Model仿真 → 指标与失败分析 → 报告/计划 → HITL反馈。Qwen位于问题理解和叙事层，不裁定数值对错。</w:t>
+      </w:r>
+    </w:p>
+    <w:p>
+      <w:pPr>
+        <w:jc w:val="center"/>
+      </w:pPr>
+      <w:r>
+        <w:drawing>
+          <wp:inline xmlns:a="http://schemas.openxmlformats.org/drawingml/2006/main" xmlns:pic="http://schemas.openxmlformats.org/drawingml/2006/picture">
+            <wp:extent cx="5943600" cy="1717040"/>
+            <wp:docPr id="3" name="Picture 3"/>
+            <wp:cNvGraphicFramePr>
+              <a:graphicFrameLocks noChangeAspect="1"/>
+            </wp:cNvGraphicFramePr>
+            <a:graphic>
+              <a:graphicData uri="http://schemas.openxmlformats.org/drawingml/2006/picture">
+                <pic:pic>
+                  <pic:nvPicPr>
+                    <pic:cNvPr id="0" name="image.png"/>
+                    <pic:cNvPicPr/>
+                  </pic:nvPicPr>
+                  <pic:blipFill>
+                    <a:blip r:embed="rId16"/>
+                    <a:stretch>
+                      <a:fillRect/>
+                    </a:stretch>
+                  </pic:blipFill>
+                  <pic:spPr>
+                    <a:xfrm>
+                      <a:off x="0" y="0"/>
+                      <a:ext cx="5943600" cy="1717040"/>
+                    </a:xfrm>
+                    <a:prstGeom prst="rect"/>
+                  </pic:spPr>
+                </pic:pic>
+              </a:graphicData>
+            </a:graphic>
+          </wp:inline>
+        </w:drawing>
       </w:r>
     </w:p>
     <w:tbl>
@@ -4843,111 +4364,6 @@
       <w:r>
         <w:t>它不是一次性实验方案：执行结果会回到任务规划、指标选择、干预参数或措辞边界；相同输入和seed可复现轨迹，不同版本保留差异和原因。</w:t>
       </w:r>
-    </w:p>
-    <w:p>
-      <w:pPr>
-        <w:pStyle w:val="3"/>
-        <w:spacing w:before="0" w:after="60" w:line="259" w:lineRule="auto"/>
-        <w:ind w:left="0" w:firstLine="0"/>
-        <w:rPr>
-          <w:rFonts w:hint="eastAsia" w:ascii="微软雅黑" w:hAnsi="微软雅黑" w:eastAsia="微软雅黑" w:cs="微软雅黑"/>
-          <w:b/>
-          <w:lang w:eastAsia="zh-CN"/>
-        </w:rPr>
-      </w:pPr>
-    </w:p>
-    <w:p>
-      <w:pPr>
-        <w:rPr>
-          <w:rFonts w:hint="eastAsia" w:ascii="微软雅黑" w:hAnsi="微软雅黑" w:eastAsia="微软雅黑" w:cs="微软雅黑"/>
-          <w:b/>
-          <w:lang w:eastAsia="zh-CN"/>
-        </w:rPr>
-      </w:pPr>
-    </w:p>
-    <w:p>
-      <w:pPr>
-        <w:rPr>
-          <w:rFonts w:hint="eastAsia" w:ascii="微软雅黑" w:hAnsi="微软雅黑" w:eastAsia="微软雅黑" w:cs="微软雅黑"/>
-          <w:b/>
-          <w:lang w:eastAsia="zh-CN"/>
-        </w:rPr>
-      </w:pPr>
-    </w:p>
-    <w:p>
-      <w:pPr>
-        <w:rPr>
-          <w:rFonts w:hint="eastAsia" w:ascii="微软雅黑" w:hAnsi="微软雅黑" w:eastAsia="微软雅黑" w:cs="微软雅黑"/>
-          <w:b/>
-          <w:lang w:eastAsia="zh-CN"/>
-        </w:rPr>
-      </w:pPr>
-    </w:p>
-    <w:p>
-      <w:pPr>
-        <w:rPr>
-          <w:rFonts w:hint="eastAsia" w:ascii="微软雅黑" w:hAnsi="微软雅黑" w:eastAsia="微软雅黑" w:cs="微软雅黑"/>
-          <w:b/>
-          <w:lang w:eastAsia="zh-CN"/>
-        </w:rPr>
-      </w:pPr>
-    </w:p>
-    <w:p>
-      <w:pPr>
-        <w:rPr>
-          <w:rFonts w:hint="eastAsia" w:ascii="微软雅黑" w:hAnsi="微软雅黑" w:eastAsia="微软雅黑" w:cs="微软雅黑"/>
-          <w:b/>
-          <w:lang w:eastAsia="zh-CN"/>
-        </w:rPr>
-      </w:pPr>
-    </w:p>
-    <w:p>
-      <w:pPr>
-        <w:rPr>
-          <w:rFonts w:hint="eastAsia" w:ascii="微软雅黑" w:hAnsi="微软雅黑" w:eastAsia="微软雅黑" w:cs="微软雅黑"/>
-          <w:b/>
-          <w:lang w:eastAsia="zh-CN"/>
-        </w:rPr>
-      </w:pPr>
-    </w:p>
-    <w:p>
-      <w:pPr>
-        <w:rPr>
-          <w:rFonts w:hint="eastAsia" w:ascii="微软雅黑" w:hAnsi="微软雅黑" w:eastAsia="微软雅黑" w:cs="微软雅黑"/>
-          <w:b/>
-          <w:lang w:eastAsia="zh-CN"/>
-        </w:rPr>
-      </w:pPr>
-    </w:p>
-    <w:p>
-      <w:pPr>
-        <w:pStyle w:val="3"/>
-        <w:spacing w:before="0" w:after="60" w:line="259" w:lineRule="auto"/>
-        <w:ind w:left="0" w:firstLine="0"/>
-        <w:rPr>
-          <w:rFonts w:hint="eastAsia" w:ascii="微软雅黑" w:hAnsi="微软雅黑" w:eastAsia="微软雅黑" w:cs="微软雅黑"/>
-          <w:b/>
-          <w:lang w:eastAsia="zh-CN"/>
-        </w:rPr>
-      </w:pPr>
-    </w:p>
-    <w:p>
-      <w:pPr>
-        <w:rPr>
-          <w:rFonts w:hint="eastAsia" w:ascii="微软雅黑" w:hAnsi="微软雅黑" w:eastAsia="微软雅黑" w:cs="微软雅黑"/>
-          <w:b/>
-          <w:lang w:eastAsia="zh-CN"/>
-        </w:rPr>
-      </w:pPr>
-    </w:p>
-    <w:p>
-      <w:pPr>
-        <w:rPr>
-          <w:rFonts w:hint="eastAsia" w:ascii="微软雅黑" w:hAnsi="微软雅黑" w:eastAsia="微软雅黑" w:cs="微软雅黑"/>
-          <w:b/>
-          <w:lang w:eastAsia="zh-CN"/>
-        </w:rPr>
-      </w:pPr>
     </w:p>
     <w:p>
       <w:pPr>
@@ -5609,125 +5025,6 @@
         </w:rPr>
       </w:pPr>
       <w:r>
-        <w:drawing>
-          <wp:inline distT="0" distB="0" distL="114300" distR="114300">
-            <wp:extent cx="2428875" cy="1800225"/>
-            <wp:effectExtent l="0" t="0" r="0" b="0"/>
-            <wp:docPr id="3" name="图片 1"/>
-            <wp:cNvGraphicFramePr>
-              <a:graphicFrameLocks xmlns:a="http://schemas.openxmlformats.org/drawingml/2006/main" noChangeAspect="1"/>
-            </wp:cNvGraphicFramePr>
-            <a:graphic xmlns:a="http://schemas.openxmlformats.org/drawingml/2006/main">
-              <a:graphicData uri="http://schemas.openxmlformats.org/drawingml/2006/picture">
-                <pic:pic xmlns:pic="http://schemas.openxmlformats.org/drawingml/2006/picture">
-                  <pic:nvPicPr>
-                    <pic:cNvPr id="3" name="图片 1"/>
-                    <pic:cNvPicPr>
-                      <a:picLocks noChangeAspect="1"/>
-                    </pic:cNvPicPr>
-                  </pic:nvPicPr>
-                  <pic:blipFill>
-                    <a:blip r:embed="rId11"/>
-                    <a:srcRect r="21393"/>
-                    <a:stretch>
-                      <a:fillRect/>
-                    </a:stretch>
-                  </pic:blipFill>
-                  <pic:spPr>
-                    <a:xfrm>
-                      <a:off x="0" y="0"/>
-                      <a:ext cx="2428875" cy="1800225"/>
-                    </a:xfrm>
-                    <a:prstGeom prst="rect">
-                      <a:avLst/>
-                    </a:prstGeom>
-                    <a:noFill/>
-                    <a:ln>
-                      <a:noFill/>
-                    </a:ln>
-                  </pic:spPr>
-                </pic:pic>
-              </a:graphicData>
-            </a:graphic>
-          </wp:inline>
-        </w:drawing>
-      </w:r>
-      <w:r>
-        <w:drawing>
-          <wp:inline distT="0" distB="0" distL="114300" distR="114300">
-            <wp:extent cx="3025140" cy="1800225"/>
-            <wp:effectExtent l="0" t="0" r="10160" b="3175"/>
-            <wp:docPr id="4" name="图片 2"/>
-            <wp:cNvGraphicFramePr>
-              <a:graphicFrameLocks xmlns:a="http://schemas.openxmlformats.org/drawingml/2006/main" noChangeAspect="1"/>
-            </wp:cNvGraphicFramePr>
-            <a:graphic xmlns:a="http://schemas.openxmlformats.org/drawingml/2006/main">
-              <a:graphicData uri="http://schemas.openxmlformats.org/drawingml/2006/picture">
-                <pic:pic xmlns:pic="http://schemas.openxmlformats.org/drawingml/2006/picture">
-                  <pic:nvPicPr>
-                    <pic:cNvPr id="4" name="图片 2"/>
-                    <pic:cNvPicPr>
-                      <a:picLocks noChangeAspect="1"/>
-                    </pic:cNvPicPr>
-                  </pic:nvPicPr>
-                  <pic:blipFill>
-                    <a:blip r:embed="rId12"/>
-                    <a:stretch>
-                      <a:fillRect/>
-                    </a:stretch>
-                  </pic:blipFill>
-                  <pic:spPr>
-                    <a:xfrm>
-                      <a:off x="0" y="0"/>
-                      <a:ext cx="3025140" cy="1800225"/>
-                    </a:xfrm>
-                    <a:prstGeom prst="rect">
-                      <a:avLst/>
-                    </a:prstGeom>
-                    <a:noFill/>
-                    <a:ln>
-                      <a:noFill/>
-                    </a:ln>
-                  </pic:spPr>
-                </pic:pic>
-              </a:graphicData>
-            </a:graphic>
-          </wp:inline>
-        </w:drawing>
-      </w:r>
-    </w:p>
-    <w:p>
-      <w:pPr>
-        <w:rPr>
-          <w:rFonts w:hint="eastAsia" w:ascii="微软雅黑" w:hAnsi="微软雅黑" w:eastAsia="微软雅黑" w:cs="微软雅黑"/>
-          <w:b/>
-          <w:lang w:eastAsia="zh-CN"/>
-        </w:rPr>
-      </w:pPr>
-    </w:p>
-    <w:p>
-      <w:pPr>
-        <w:rPr>
-          <w:rFonts w:hint="eastAsia" w:ascii="微软雅黑" w:hAnsi="微软雅黑" w:eastAsia="微软雅黑" w:cs="微软雅黑"/>
-          <w:b/>
-          <w:lang w:eastAsia="zh-CN"/>
-        </w:rPr>
-      </w:pPr>
-      <w:bookmarkStart w:id="0" w:name="_GoBack"/>
-      <w:bookmarkEnd w:id="0"/>
-    </w:p>
-    <w:p>
-      <w:pPr>
-        <w:pStyle w:val="3"/>
-        <w:spacing w:before="0" w:after="60" w:line="259" w:lineRule="auto"/>
-        <w:ind w:left="0" w:firstLine="0"/>
-        <w:rPr>
-          <w:rFonts w:hint="eastAsia" w:ascii="微软雅黑" w:hAnsi="微软雅黑" w:eastAsia="微软雅黑" w:cs="微软雅黑"/>
-          <w:b/>
-          <w:lang w:eastAsia="zh-CN"/>
-        </w:rPr>
-      </w:pPr>
-      <w:r>
         <w:rPr>
           <w:rFonts w:hint="eastAsia" w:ascii="微软雅黑" w:hAnsi="微软雅黑" w:eastAsia="微软雅黑" w:cs="微软雅黑"/>
           <w:b/>
@@ -6464,21 +5761,16 @@
           </w:tcPr>
           <w:p>
             <w:pPr>
-              <w:spacing w:before="0" w:after="0" w:line="264" w:lineRule="auto"/>
-              <w:ind w:left="0" w:firstLine="0"/>
-              <w:jc w:val="left"/>
-              <w:rPr>
-                <w:lang w:eastAsia="zh-CN"/>
-              </w:rPr>
-            </w:pPr>
-            <w:r>
-              <w:rPr>
-                <w:b w:val="0"/>
-                <w:color w:val="222222"/>
-                <w:sz w:val="18"/>
-                <w:lang w:eastAsia="zh-CN"/>
-              </w:rPr>
-              <w:t>设置预期观测和停止条件</w:t>
+              <w:spacing w:before="0" w:after="0"/>
+              <w:ind w:left="0" w:firstLine="0"/>
+              <w:jc w:val="left"/>
+            </w:pPr>
+            <w:r/>
+            <w:r>
+              <w:rPr>
+                <w:sz w:val="18"/>
+              </w:rPr>
+              <w:t>反馈与停止</w:t>
             </w:r>
           </w:p>
         </w:tc>
@@ -6499,13 +5791,12 @@
               <w:ind w:left="0" w:firstLine="0"/>
               <w:jc w:val="left"/>
             </w:pPr>
-            <w:r>
-              <w:rPr>
-                <w:rFonts w:ascii="等线" w:hAnsi="等线" w:eastAsia="等线"/>
-                <w:b w:val="0"/>
-                <w:sz w:val="18"/>
-              </w:rPr>
-              <w:t>未执行/不适用（已标注边界）</w:t>
+            <w:r/>
+            <w:r>
+              <w:rPr>
+                <w:sz w:val="18"/>
+              </w:rPr>
+              <w:t>专家意见/异常</w:t>
             </w:r>
           </w:p>
         </w:tc>
@@ -6526,13 +5817,12 @@
               <w:ind w:left="0" w:firstLine="0"/>
               <w:jc w:val="left"/>
             </w:pPr>
-            <w:r>
-              <w:rPr>
-                <w:rFonts w:ascii="等线" w:hAnsi="等线" w:eastAsia="等线"/>
-                <w:b w:val="0"/>
-                <w:sz w:val="18"/>
-              </w:rPr>
-              <w:t>未执行/不适用（已标注边界）</w:t>
+            <w:r/>
+            <w:r>
+              <w:rPr>
+                <w:sz w:val="18"/>
+              </w:rPr>
+              <w:t>下一轮变更清单</w:t>
             </w:r>
           </w:p>
         </w:tc>
@@ -6553,13 +5843,12 @@
               <w:ind w:left="0" w:firstLine="0"/>
               <w:jc w:val="left"/>
             </w:pPr>
-            <w:r>
-              <w:rPr>
-                <w:rFonts w:ascii="等线" w:hAnsi="等线" w:eastAsia="等线"/>
-                <w:b w:val="0"/>
-                <w:sz w:val="18"/>
-              </w:rPr>
-              <w:t>未执行/不适用（已标注边界）</w:t>
+            <w:r/>
+            <w:r>
+              <w:rPr>
+                <w:sz w:val="18"/>
+              </w:rPr>
+              <w:t>需人工确认</w:t>
             </w:r>
           </w:p>
         </w:tc>
@@ -6593,99 +5882,6 @@
       <w:r>
         <w:t>计划片段：固定seed=20260821；100名学生随机分到对照与5个干预臂；运行90天；每日记录成就、动机、疲劳和事件；比较最终增益并计算Hedges' g与95% CI；CI跨零或数据异常时进入人工复核。</w:t>
       </w:r>
-    </w:p>
-    <w:p>
-      <w:pPr>
-        <w:pStyle w:val="3"/>
-        <w:spacing w:before="0" w:after="60" w:line="259" w:lineRule="auto"/>
-        <w:ind w:left="0" w:firstLine="0"/>
-        <w:rPr>
-          <w:rFonts w:hint="eastAsia" w:ascii="微软雅黑" w:hAnsi="微软雅黑" w:eastAsia="微软雅黑" w:cs="微软雅黑"/>
-          <w:b/>
-          <w:lang w:eastAsia="zh-CN"/>
-        </w:rPr>
-      </w:pPr>
-    </w:p>
-    <w:p>
-      <w:pPr>
-        <w:rPr>
-          <w:rFonts w:hint="eastAsia" w:ascii="微软雅黑" w:hAnsi="微软雅黑" w:eastAsia="微软雅黑" w:cs="微软雅黑"/>
-          <w:b/>
-          <w:lang w:eastAsia="zh-CN"/>
-        </w:rPr>
-      </w:pPr>
-    </w:p>
-    <w:p>
-      <w:pPr>
-        <w:rPr>
-          <w:rFonts w:hint="eastAsia" w:ascii="微软雅黑" w:hAnsi="微软雅黑" w:eastAsia="微软雅黑" w:cs="微软雅黑"/>
-          <w:b/>
-          <w:lang w:eastAsia="zh-CN"/>
-        </w:rPr>
-      </w:pPr>
-    </w:p>
-    <w:p>
-      <w:pPr>
-        <w:rPr>
-          <w:rFonts w:hint="eastAsia" w:ascii="微软雅黑" w:hAnsi="微软雅黑" w:eastAsia="微软雅黑" w:cs="微软雅黑"/>
-          <w:b/>
-          <w:lang w:eastAsia="zh-CN"/>
-        </w:rPr>
-      </w:pPr>
-    </w:p>
-    <w:p>
-      <w:pPr>
-        <w:rPr>
-          <w:rFonts w:hint="eastAsia" w:ascii="微软雅黑" w:hAnsi="微软雅黑" w:eastAsia="微软雅黑" w:cs="微软雅黑"/>
-          <w:b/>
-          <w:lang w:eastAsia="zh-CN"/>
-        </w:rPr>
-      </w:pPr>
-    </w:p>
-    <w:p>
-      <w:pPr>
-        <w:rPr>
-          <w:rFonts w:hint="eastAsia" w:ascii="微软雅黑" w:hAnsi="微软雅黑" w:eastAsia="微软雅黑" w:cs="微软雅黑"/>
-          <w:b/>
-          <w:lang w:eastAsia="zh-CN"/>
-        </w:rPr>
-      </w:pPr>
-    </w:p>
-    <w:p>
-      <w:pPr>
-        <w:rPr>
-          <w:rFonts w:hint="eastAsia" w:ascii="微软雅黑" w:hAnsi="微软雅黑" w:eastAsia="微软雅黑" w:cs="微软雅黑"/>
-          <w:b/>
-          <w:lang w:eastAsia="zh-CN"/>
-        </w:rPr>
-      </w:pPr>
-    </w:p>
-    <w:p>
-      <w:pPr>
-        <w:rPr>
-          <w:rFonts w:hint="eastAsia" w:ascii="微软雅黑" w:hAnsi="微软雅黑" w:eastAsia="微软雅黑" w:cs="微软雅黑"/>
-          <w:b/>
-          <w:lang w:eastAsia="zh-CN"/>
-        </w:rPr>
-      </w:pPr>
-    </w:p>
-    <w:p>
-      <w:pPr>
-        <w:rPr>
-          <w:rFonts w:hint="eastAsia" w:ascii="微软雅黑" w:hAnsi="微软雅黑" w:eastAsia="微软雅黑" w:cs="微软雅黑"/>
-          <w:b/>
-          <w:lang w:eastAsia="zh-CN"/>
-        </w:rPr>
-      </w:pPr>
-    </w:p>
-    <w:p>
-      <w:pPr>
-        <w:rPr>
-          <w:rFonts w:hint="eastAsia" w:ascii="微软雅黑" w:hAnsi="微软雅黑" w:eastAsia="微软雅黑" w:cs="微软雅黑"/>
-          <w:b/>
-          <w:lang w:eastAsia="zh-CN"/>
-        </w:rPr>
-      </w:pPr>
     </w:p>
     <w:p>
       <w:pPr>
@@ -7442,117 +6638,6 @@
       <w:r>
         <w:t>合成数据用于离线复现，真实数据接口单独标注来源；两者不混合计算，避免把回退数据误写成真实校准。</w:t>
       </w:r>
-    </w:p>
-    <w:p>
-      <w:pPr>
-        <w:pStyle w:val="3"/>
-        <w:spacing w:before="0" w:after="60" w:line="259" w:lineRule="auto"/>
-        <w:ind w:left="0" w:firstLine="0"/>
-        <w:rPr>
-          <w:rFonts w:hint="eastAsia" w:ascii="微软雅黑" w:hAnsi="微软雅黑" w:eastAsia="微软雅黑" w:cs="微软雅黑"/>
-          <w:b/>
-          <w:lang w:eastAsia="zh-CN"/>
-        </w:rPr>
-      </w:pPr>
-    </w:p>
-    <w:p>
-      <w:pPr>
-        <w:rPr>
-          <w:rFonts w:hint="eastAsia" w:ascii="微软雅黑" w:hAnsi="微软雅黑" w:eastAsia="微软雅黑" w:cs="微软雅黑"/>
-          <w:b/>
-          <w:lang w:eastAsia="zh-CN"/>
-        </w:rPr>
-      </w:pPr>
-    </w:p>
-    <w:p>
-      <w:pPr>
-        <w:rPr>
-          <w:rFonts w:hint="eastAsia" w:ascii="微软雅黑" w:hAnsi="微软雅黑" w:eastAsia="微软雅黑" w:cs="微软雅黑"/>
-          <w:b/>
-          <w:lang w:eastAsia="zh-CN"/>
-        </w:rPr>
-      </w:pPr>
-    </w:p>
-    <w:p>
-      <w:pPr>
-        <w:rPr>
-          <w:rFonts w:hint="eastAsia" w:ascii="微软雅黑" w:hAnsi="微软雅黑" w:eastAsia="微软雅黑" w:cs="微软雅黑"/>
-          <w:b/>
-          <w:lang w:eastAsia="zh-CN"/>
-        </w:rPr>
-      </w:pPr>
-    </w:p>
-    <w:p>
-      <w:pPr>
-        <w:rPr>
-          <w:rFonts w:hint="eastAsia" w:ascii="微软雅黑" w:hAnsi="微软雅黑" w:eastAsia="微软雅黑" w:cs="微软雅黑"/>
-          <w:b/>
-          <w:lang w:eastAsia="zh-CN"/>
-        </w:rPr>
-      </w:pPr>
-    </w:p>
-    <w:p>
-      <w:pPr>
-        <w:rPr>
-          <w:rFonts w:hint="eastAsia" w:ascii="微软雅黑" w:hAnsi="微软雅黑" w:eastAsia="微软雅黑" w:cs="微软雅黑"/>
-          <w:b/>
-          <w:lang w:eastAsia="zh-CN"/>
-        </w:rPr>
-      </w:pPr>
-    </w:p>
-    <w:p>
-      <w:pPr>
-        <w:rPr>
-          <w:rFonts w:hint="eastAsia" w:ascii="微软雅黑" w:hAnsi="微软雅黑" w:eastAsia="微软雅黑" w:cs="微软雅黑"/>
-          <w:b/>
-          <w:lang w:eastAsia="zh-CN"/>
-        </w:rPr>
-      </w:pPr>
-    </w:p>
-    <w:p>
-      <w:pPr>
-        <w:rPr>
-          <w:rFonts w:hint="eastAsia" w:ascii="微软雅黑" w:hAnsi="微软雅黑" w:eastAsia="微软雅黑" w:cs="微软雅黑"/>
-          <w:b/>
-          <w:lang w:eastAsia="zh-CN"/>
-        </w:rPr>
-      </w:pPr>
-    </w:p>
-    <w:p>
-      <w:pPr>
-        <w:rPr>
-          <w:rFonts w:hint="eastAsia" w:ascii="微软雅黑" w:hAnsi="微软雅黑" w:eastAsia="微软雅黑" w:cs="微软雅黑"/>
-          <w:b/>
-          <w:lang w:eastAsia="zh-CN"/>
-        </w:rPr>
-      </w:pPr>
-    </w:p>
-    <w:p>
-      <w:pPr>
-        <w:rPr>
-          <w:rFonts w:hint="eastAsia" w:ascii="微软雅黑" w:hAnsi="微软雅黑" w:eastAsia="微软雅黑" w:cs="微软雅黑"/>
-          <w:b/>
-          <w:lang w:eastAsia="zh-CN"/>
-        </w:rPr>
-      </w:pPr>
-    </w:p>
-    <w:p>
-      <w:pPr>
-        <w:rPr>
-          <w:rFonts w:hint="eastAsia" w:ascii="微软雅黑" w:hAnsi="微软雅黑" w:eastAsia="微软雅黑" w:cs="微软雅黑"/>
-          <w:b/>
-          <w:lang w:eastAsia="zh-CN"/>
-        </w:rPr>
-      </w:pPr>
-    </w:p>
-    <w:p>
-      <w:pPr>
-        <w:rPr>
-          <w:rFonts w:hint="eastAsia" w:ascii="微软雅黑" w:hAnsi="微软雅黑" w:eastAsia="微软雅黑" w:cs="微软雅黑"/>
-          <w:b/>
-          <w:lang w:eastAsia="zh-CN"/>
-        </w:rPr>
-      </w:pPr>
     </w:p>
     <w:p>
       <w:pPr>
@@ -8605,7 +7690,6 @@
     </w:p>
     <w:p>
       <w:pPr>
-        <w:pStyle w:val="3"/>
         <w:spacing w:before="0" w:after="60" w:line="259" w:lineRule="auto"/>
         <w:ind w:left="0" w:firstLine="0"/>
         <w:rPr>
@@ -8630,33 +7714,6 @@
         </w:rPr>
         <w:t>人工反馈字段包括评论、目标对象、证据充分性、建议动作、提交人和时间戳；反馈写回下一轮</w:t>
       </w:r>
-    </w:p>
-    <w:p/>
-    <w:p/>
-    <w:p/>
-    <w:p/>
-    <w:p/>
-    <w:p/>
-    <w:p/>
-    <w:p>
-      <w:pPr>
-        <w:pStyle w:val="3"/>
-        <w:spacing w:before="0" w:after="60" w:line="259" w:lineRule="auto"/>
-        <w:ind w:left="0" w:firstLine="0"/>
-        <w:rPr>
-          <w:rFonts w:hint="eastAsia" w:ascii="微软雅黑" w:hAnsi="微软雅黑" w:eastAsia="微软雅黑" w:cs="微软雅黑"/>
-          <w:b/>
-          <w:lang w:eastAsia="zh-CN"/>
-        </w:rPr>
-      </w:pPr>
-    </w:p>
-    <w:p>
-      <w:pPr>
-        <w:rPr>
-          <w:rFonts w:hint="eastAsia"/>
-          <w:lang w:eastAsia="zh-CN"/>
-        </w:rPr>
-      </w:pPr>
     </w:p>
     <w:p>
       <w:pPr>
@@ -9542,42 +8599,7 @@
     </w:p>
     <w:p>
       <w:pPr>
-        <w:spacing w:before="0" w:after="60" w:line="259" w:lineRule="auto"/>
-        <w:ind w:left="0" w:firstLine="0"/>
-      </w:pPr>
-    </w:p>
-    <w:p>
-      <w:pPr>
-        <w:spacing w:before="0" w:after="60" w:line="259" w:lineRule="auto"/>
-        <w:ind w:left="0" w:firstLine="0"/>
-      </w:pPr>
-    </w:p>
-    <w:p>
-      <w:pPr>
-        <w:spacing w:before="0" w:after="60" w:line="259" w:lineRule="auto"/>
-        <w:ind w:left="0" w:firstLine="0"/>
-      </w:pPr>
-    </w:p>
-    <w:p>
-      <w:pPr>
-        <w:spacing w:before="0" w:after="60" w:line="259" w:lineRule="auto"/>
-        <w:ind w:left="0" w:firstLine="0"/>
-      </w:pPr>
-    </w:p>
-    <w:p>
-      <w:pPr>
-        <w:spacing w:before="0" w:after="60" w:line="259" w:lineRule="auto"/>
-        <w:ind w:left="0" w:firstLine="0"/>
-      </w:pPr>
-    </w:p>
-    <w:p>
-      <w:pPr>
-        <w:spacing w:before="0" w:after="60" w:line="259" w:lineRule="auto"/>
-        <w:ind w:left="0" w:firstLine="0"/>
-      </w:pPr>
-    </w:p>
-    <w:p>
-      <w:pPr>
+        <w:pStyle w:val="3"/>
         <w:spacing w:before="0" w:after="60" w:line="259" w:lineRule="auto"/>
         <w:ind w:left="0" w:firstLine="0"/>
         <w:rPr>
@@ -9596,7 +8618,6 @@
           <w:b/>
           <w:bCs/>
           <w:color w:val="2E74B5"/>
-          <w:sz w:val="32"/>
           <w:szCs w:val="28"/>
           <w:lang w:val="en-US" w:eastAsia="zh-CN" w:bidi="ar-SA"/>
         </w:rPr>
@@ -10348,6 +9369,12 @@
         <w:t>案例的实际初始条件</w:t>
       </w:r>
     </w:p>
+    <w:p>
+      <w:pPr/>
+      <w:r>
+        <w:t>case-20260821-100：seed=20260821，100名学生、20名教师、100名家长，90天仿真，5个干预臂与1个对照组；数据为合成画像，运行模式为offline deterministic fallback。</w:t>
+      </w:r>
+    </w:p>
     <w:tbl>
       <w:tblPr>
         <w:tblStyle w:val="33"/>
@@ -10827,93 +9854,6 @@
         </w:tc>
       </w:tr>
     </w:tbl>
-    <w:p>
-      <w:pPr>
-        <w:pStyle w:val="3"/>
-        <w:spacing w:before="0" w:after="60" w:line="259" w:lineRule="auto"/>
-        <w:ind w:left="0" w:firstLine="0"/>
-        <w:rPr>
-          <w:rFonts w:hint="eastAsia" w:ascii="微软雅黑" w:hAnsi="微软雅黑" w:eastAsia="微软雅黑" w:cs="微软雅黑"/>
-          <w:b/>
-          <w:lang w:eastAsia="zh-CN"/>
-        </w:rPr>
-      </w:pPr>
-    </w:p>
-    <w:p>
-      <w:pPr>
-        <w:pStyle w:val="3"/>
-        <w:spacing w:before="0" w:after="60" w:line="259" w:lineRule="auto"/>
-        <w:ind w:left="0" w:firstLine="0"/>
-        <w:rPr>
-          <w:rFonts w:hint="eastAsia" w:ascii="微软雅黑" w:hAnsi="微软雅黑" w:eastAsia="微软雅黑" w:cs="微软雅黑"/>
-          <w:b/>
-          <w:lang w:eastAsia="zh-CN"/>
-        </w:rPr>
-      </w:pPr>
-    </w:p>
-    <w:p>
-      <w:pPr>
-        <w:rPr>
-          <w:rFonts w:hint="eastAsia" w:ascii="微软雅黑" w:hAnsi="微软雅黑" w:eastAsia="微软雅黑" w:cs="微软雅黑"/>
-          <w:b/>
-          <w:lang w:eastAsia="zh-CN"/>
-        </w:rPr>
-      </w:pPr>
-    </w:p>
-    <w:p>
-      <w:pPr>
-        <w:rPr>
-          <w:rFonts w:hint="eastAsia" w:ascii="微软雅黑" w:hAnsi="微软雅黑" w:eastAsia="微软雅黑" w:cs="微软雅黑"/>
-          <w:b/>
-          <w:lang w:eastAsia="zh-CN"/>
-        </w:rPr>
-      </w:pPr>
-    </w:p>
-    <w:p>
-      <w:pPr>
-        <w:rPr>
-          <w:rFonts w:hint="eastAsia" w:ascii="微软雅黑" w:hAnsi="微软雅黑" w:eastAsia="微软雅黑" w:cs="微软雅黑"/>
-          <w:b/>
-          <w:lang w:eastAsia="zh-CN"/>
-        </w:rPr>
-      </w:pPr>
-    </w:p>
-    <w:p>
-      <w:pPr>
-        <w:rPr>
-          <w:rFonts w:hint="eastAsia" w:ascii="微软雅黑" w:hAnsi="微软雅黑" w:eastAsia="微软雅黑" w:cs="微软雅黑"/>
-          <w:b/>
-          <w:lang w:eastAsia="zh-CN"/>
-        </w:rPr>
-      </w:pPr>
-    </w:p>
-    <w:p>
-      <w:pPr>
-        <w:rPr>
-          <w:rFonts w:hint="eastAsia" w:ascii="微软雅黑" w:hAnsi="微软雅黑" w:eastAsia="微软雅黑" w:cs="微软雅黑"/>
-          <w:b/>
-          <w:lang w:eastAsia="zh-CN"/>
-        </w:rPr>
-      </w:pPr>
-    </w:p>
-    <w:p>
-      <w:pPr>
-        <w:rPr>
-          <w:rFonts w:hint="eastAsia" w:ascii="微软雅黑" w:hAnsi="微软雅黑" w:eastAsia="微软雅黑" w:cs="微软雅黑"/>
-          <w:b/>
-          <w:lang w:eastAsia="zh-CN"/>
-        </w:rPr>
-      </w:pPr>
-    </w:p>
-    <w:p>
-      <w:pPr>
-        <w:rPr>
-          <w:rFonts w:hint="eastAsia" w:ascii="微软雅黑" w:hAnsi="微软雅黑" w:eastAsia="微软雅黑" w:cs="微软雅黑"/>
-          <w:b/>
-          <w:lang w:eastAsia="zh-CN"/>
-        </w:rPr>
-      </w:pPr>
-    </w:p>
     <w:p>
       <w:pPr>
         <w:pStyle w:val="3"/>
@@ -11863,17 +10803,16 @@
           </w:tcPr>
           <w:p>
             <w:pPr>
-              <w:spacing w:before="0" w:after="0" w:line="264" w:lineRule="auto"/>
-              <w:ind w:left="0" w:firstLine="0"/>
-              <w:jc w:val="left"/>
-            </w:pPr>
-            <w:r>
-              <w:rPr>
-                <w:b w:val="0"/>
-                <w:color w:val="222222"/>
-                <w:sz w:val="18"/>
-              </w:rPr>
-              <w:t>4</w:t>
+              <w:spacing w:before="0" w:after="0"/>
+              <w:ind w:left="0" w:firstLine="0"/>
+              <w:jc w:val="left"/>
+            </w:pPr>
+            <w:r/>
+            <w:r>
+              <w:rPr>
+                <w:sz w:val="18"/>
+              </w:rPr>
+              <w:t>停止与归档</w:t>
             </w:r>
           </w:p>
         </w:tc>
@@ -11894,13 +10833,12 @@
               <w:ind w:left="0" w:firstLine="0"/>
               <w:jc w:val="left"/>
             </w:pPr>
-            <w:r>
-              <w:rPr>
-                <w:rFonts w:ascii="等线" w:hAnsi="等线" w:eastAsia="等线"/>
-                <w:b w:val="0"/>
-                <w:sz w:val="18"/>
-              </w:rPr>
-              <w:t>未执行/不适用（已标注边界）</w:t>
+            <w:r/>
+            <w:r>
+              <w:rPr>
+                <w:sz w:val="18"/>
+              </w:rPr>
+              <w:t>CI/异常/证据不足</w:t>
             </w:r>
           </w:p>
         </w:tc>
@@ -11921,13 +10859,12 @@
               <w:ind w:left="0" w:firstLine="0"/>
               <w:jc w:val="left"/>
             </w:pPr>
-            <w:r>
-              <w:rPr>
-                <w:rFonts w:ascii="等线" w:hAnsi="等线" w:eastAsia="等线"/>
-                <w:b w:val="0"/>
-                <w:sz w:val="18"/>
-              </w:rPr>
-              <w:t>未执行/不适用（已标注边界）</w:t>
+            <w:r/>
+            <w:r>
+              <w:rPr>
+                <w:sz w:val="18"/>
+              </w:rPr>
+              <w:t>暂停升级并保留日志</w:t>
             </w:r>
           </w:p>
         </w:tc>
@@ -11948,13 +10885,12 @@
               <w:ind w:left="0" w:firstLine="0"/>
               <w:jc w:val="left"/>
             </w:pPr>
-            <w:r>
-              <w:rPr>
-                <w:rFonts w:ascii="等线" w:hAnsi="等线" w:eastAsia="等线"/>
-                <w:b w:val="0"/>
-                <w:sz w:val="18"/>
-              </w:rPr>
-              <w:t>未执行/不适用（已标注边界）</w:t>
+            <w:r/>
+            <w:r>
+              <w:rPr>
+                <w:sz w:val="18"/>
+              </w:rPr>
+              <w:t>下一轮计划或项目终止</w:t>
             </w:r>
           </w:p>
         </w:tc>
@@ -11975,13 +10911,12 @@
               <w:ind w:left="0" w:firstLine="0"/>
               <w:jc w:val="left"/>
             </w:pPr>
-            <w:r>
-              <w:rPr>
-                <w:rFonts w:ascii="等线" w:hAnsi="等线" w:eastAsia="等线"/>
-                <w:b w:val="0"/>
-                <w:sz w:val="18"/>
-              </w:rPr>
-              <w:t>未执行/不适用（已标注边界）</w:t>
+            <w:r/>
+            <w:r>
+              <w:rPr>
+                <w:sz w:val="18"/>
+              </w:rPr>
+              <w:t>研究者复核后决定</w:t>
             </w:r>
           </w:p>
         </w:tc>
@@ -12002,13 +10937,12 @@
               <w:ind w:left="0" w:firstLine="0"/>
               <w:jc w:val="left"/>
             </w:pPr>
-            <w:r>
-              <w:rPr>
-                <w:rFonts w:ascii="等线" w:hAnsi="等线" w:eastAsia="等线"/>
-                <w:b w:val="0"/>
-                <w:sz w:val="18"/>
-              </w:rPr>
-              <w:t>未执行/不适用（已标注边界）</w:t>
+            <w:r/>
+            <w:r>
+              <w:rPr>
+                <w:sz w:val="18"/>
+              </w:rPr>
+              <w:t>工程审计记录</w:t>
             </w:r>
           </w:p>
         </w:tc>
@@ -12029,13 +10963,12 @@
               <w:ind w:left="0" w:firstLine="0"/>
               <w:jc w:val="left"/>
             </w:pPr>
-            <w:r>
-              <w:rPr>
-                <w:rFonts w:ascii="等线" w:hAnsi="等线" w:eastAsia="等线"/>
-                <w:b w:val="0"/>
-                <w:sz w:val="18"/>
-              </w:rPr>
-              <w:t>未执行/不适用（已标注边界）</w:t>
+            <w:r/>
+            <w:r>
+              <w:rPr>
+                <w:sz w:val="18"/>
+              </w:rPr>
+              <w:t>需人工确认</w:t>
             </w:r>
           </w:p>
         </w:tc>
@@ -12122,72 +11055,6 @@
           <w:lang w:eastAsia="zh-CN"/>
         </w:rPr>
       </w:pPr>
-    </w:p>
-    <w:p>
-      <w:pPr>
-        <w:rPr>
-          <w:rFonts w:hint="eastAsia" w:ascii="微软雅黑" w:hAnsi="微软雅黑" w:eastAsia="微软雅黑" w:cs="微软雅黑"/>
-          <w:b/>
-          <w:lang w:eastAsia="zh-CN"/>
-        </w:rPr>
-      </w:pPr>
-    </w:p>
-    <w:p>
-      <w:pPr>
-        <w:rPr>
-          <w:rFonts w:hint="eastAsia" w:ascii="微软雅黑" w:hAnsi="微软雅黑" w:eastAsia="微软雅黑" w:cs="微软雅黑"/>
-          <w:b/>
-          <w:lang w:eastAsia="zh-CN"/>
-        </w:rPr>
-      </w:pPr>
-    </w:p>
-    <w:p>
-      <w:pPr>
-        <w:rPr>
-          <w:rFonts w:hint="eastAsia" w:ascii="微软雅黑" w:hAnsi="微软雅黑" w:eastAsia="微软雅黑" w:cs="微软雅黑"/>
-          <w:b/>
-          <w:lang w:eastAsia="zh-CN"/>
-        </w:rPr>
-      </w:pPr>
-    </w:p>
-    <w:p>
-      <w:pPr>
-        <w:rPr>
-          <w:rFonts w:hint="eastAsia" w:ascii="微软雅黑" w:hAnsi="微软雅黑" w:eastAsia="微软雅黑" w:cs="微软雅黑"/>
-          <w:b/>
-          <w:lang w:eastAsia="zh-CN"/>
-        </w:rPr>
-      </w:pPr>
-    </w:p>
-    <w:p>
-      <w:pPr>
-        <w:rPr>
-          <w:rFonts w:hint="eastAsia" w:ascii="微软雅黑" w:hAnsi="微软雅黑" w:eastAsia="微软雅黑" w:cs="微软雅黑"/>
-          <w:b/>
-          <w:lang w:eastAsia="zh-CN"/>
-        </w:rPr>
-      </w:pPr>
-    </w:p>
-    <w:p>
-      <w:pPr>
-        <w:rPr>
-          <w:rFonts w:hint="eastAsia" w:ascii="微软雅黑" w:hAnsi="微软雅黑" w:eastAsia="微软雅黑" w:cs="微软雅黑"/>
-          <w:b/>
-          <w:lang w:eastAsia="zh-CN"/>
-        </w:rPr>
-      </w:pPr>
-    </w:p>
-    <w:p>
-      <w:pPr>
-        <w:pStyle w:val="3"/>
-        <w:spacing w:before="0" w:after="60" w:line="259" w:lineRule="auto"/>
-        <w:ind w:left="0" w:firstLine="0"/>
-        <w:rPr>
-          <w:rFonts w:hint="eastAsia" w:ascii="微软雅黑" w:hAnsi="微软雅黑" w:eastAsia="微软雅黑" w:cs="微软雅黑"/>
-          <w:b/>
-          <w:lang w:eastAsia="zh-CN"/>
-        </w:rPr>
-      </w:pPr>
       <w:r>
         <w:rPr>
           <w:rFonts w:hint="eastAsia" w:ascii="微软雅黑" w:hAnsi="微软雅黑" w:eastAsia="微软雅黑" w:cs="微软雅黑"/>
@@ -12195,6 +11062,12 @@
           <w:lang w:eastAsia="zh-CN"/>
         </w:rPr>
         <w:t>P15｜第一轮实验执行与结果</w:t>
+      </w:r>
+    </w:p>
+    <w:p>
+      <w:pPr/>
+      <w:r>
+        <w:t>第一轮执行状态：代表性案例已完成虚拟执行并生成日轨迹、事件日志、5臂效应量和95% CI；本轮未接入真人样本或真实实验仪器。</w:t>
       </w:r>
     </w:p>
     <w:p>
@@ -13016,17 +11889,16 @@
           </w:tcPr>
           <w:p>
             <w:pPr>
-              <w:spacing w:before="0" w:after="0" w:line="264" w:lineRule="auto"/>
-              <w:ind w:left="0" w:firstLine="0"/>
-              <w:jc w:val="left"/>
-            </w:pPr>
-            <w:r>
-              <w:rPr>
-                <w:b w:val="0"/>
-                <w:color w:val="222222"/>
-                <w:sz w:val="18"/>
-              </w:rPr>
-              <w:t>4</w:t>
+              <w:spacing w:before="0" w:after="0"/>
+              <w:ind w:left="0" w:firstLine="0"/>
+              <w:jc w:val="left"/>
+            </w:pPr>
+            <w:r/>
+            <w:r>
+              <w:rPr>
+                <w:sz w:val="18"/>
+              </w:rPr>
+              <w:t>真人验证准备</w:t>
             </w:r>
           </w:p>
         </w:tc>
@@ -13047,13 +11919,12 @@
               <w:ind w:left="0" w:firstLine="0"/>
               <w:jc w:val="left"/>
             </w:pPr>
-            <w:r>
-              <w:rPr>
-                <w:rFonts w:ascii="等线" w:hAnsi="等线" w:eastAsia="等线"/>
-                <w:b w:val="0"/>
-                <w:sz w:val="18"/>
-              </w:rPr>
-              <w:t>未执行/不适用（已标注边界）</w:t>
+            <w:r/>
+            <w:r>
+              <w:rPr>
+                <w:sz w:val="18"/>
+              </w:rPr>
+              <w:t>真实样本与伦理方案</w:t>
             </w:r>
           </w:p>
         </w:tc>
@@ -13074,13 +11945,12 @@
               <w:ind w:left="0" w:firstLine="0"/>
               <w:jc w:val="left"/>
             </w:pPr>
-            <w:r>
-              <w:rPr>
-                <w:rFonts w:ascii="等线" w:hAnsi="等线" w:eastAsia="等线"/>
-                <w:b w:val="0"/>
-                <w:sz w:val="18"/>
-              </w:rPr>
-              <w:t>未执行/不适用（已标注边界）</w:t>
+            <w:r/>
+            <w:r>
+              <w:rPr>
+                <w:sz w:val="18"/>
+              </w:rPr>
+              <w:t>尚未采集真人数据</w:t>
             </w:r>
           </w:p>
         </w:tc>
@@ -13101,13 +11971,12 @@
               <w:ind w:left="0" w:firstLine="0"/>
               <w:jc w:val="left"/>
             </w:pPr>
-            <w:r>
-              <w:rPr>
-                <w:rFonts w:ascii="等线" w:hAnsi="等线" w:eastAsia="等线"/>
-                <w:b w:val="0"/>
-                <w:sz w:val="18"/>
-              </w:rPr>
-              <w:t>未执行/不适用（已标注边界）</w:t>
+            <w:r/>
+            <w:r>
+              <w:rPr>
+                <w:sz w:val="18"/>
+              </w:rPr>
+              <w:t>待伦理、授权与样本条件</w:t>
             </w:r>
           </w:p>
         </w:tc>
@@ -13128,13 +11997,12 @@
               <w:ind w:left="0" w:firstLine="0"/>
               <w:jc w:val="left"/>
             </w:pPr>
-            <w:r>
-              <w:rPr>
-                <w:rFonts w:ascii="等线" w:hAnsi="等线" w:eastAsia="等线"/>
-                <w:b w:val="0"/>
-                <w:sz w:val="18"/>
-              </w:rPr>
-              <w:t>未执行/不适用（已标注边界）</w:t>
+            <w:r/>
+            <w:r>
+              <w:rPr>
+                <w:sz w:val="18"/>
+              </w:rPr>
+              <w:t>不纳入当前效果结论</w:t>
             </w:r>
           </w:p>
         </w:tc>
@@ -13155,13 +12023,12 @@
               <w:ind w:left="0" w:firstLine="0"/>
               <w:jc w:val="left"/>
             </w:pPr>
-            <w:r>
-              <w:rPr>
-                <w:rFonts w:ascii="等线" w:hAnsi="等线" w:eastAsia="等线"/>
-                <w:b w:val="0"/>
-                <w:sz w:val="18"/>
-              </w:rPr>
-              <w:t>未执行/不适用（已标注边界）</w:t>
+            <w:r/>
+            <w:r>
+              <w:rPr>
+                <w:sz w:val="18"/>
+              </w:rPr>
+              <w:t>后续研究者负责</w:t>
             </w:r>
           </w:p>
         </w:tc>
@@ -13844,99 +12711,6 @@
         </w:tc>
       </w:tr>
     </w:tbl>
-    <w:p>
-      <w:pPr>
-        <w:pStyle w:val="3"/>
-        <w:spacing w:before="0" w:after="60" w:line="259" w:lineRule="auto"/>
-        <w:ind w:left="0" w:firstLine="0"/>
-        <w:rPr>
-          <w:rFonts w:hint="eastAsia" w:ascii="微软雅黑" w:hAnsi="微软雅黑" w:eastAsia="微软雅黑" w:cs="微软雅黑"/>
-          <w:b/>
-          <w:lang w:eastAsia="zh-CN"/>
-        </w:rPr>
-      </w:pPr>
-    </w:p>
-    <w:p>
-      <w:pPr>
-        <w:rPr>
-          <w:rFonts w:hint="eastAsia" w:ascii="微软雅黑" w:hAnsi="微软雅黑" w:eastAsia="微软雅黑" w:cs="微软雅黑"/>
-          <w:b/>
-          <w:lang w:eastAsia="zh-CN"/>
-        </w:rPr>
-      </w:pPr>
-    </w:p>
-    <w:p>
-      <w:pPr>
-        <w:rPr>
-          <w:rFonts w:hint="eastAsia" w:ascii="微软雅黑" w:hAnsi="微软雅黑" w:eastAsia="微软雅黑" w:cs="微软雅黑"/>
-          <w:b/>
-          <w:lang w:eastAsia="zh-CN"/>
-        </w:rPr>
-      </w:pPr>
-    </w:p>
-    <w:p>
-      <w:pPr>
-        <w:rPr>
-          <w:rFonts w:hint="eastAsia" w:ascii="微软雅黑" w:hAnsi="微软雅黑" w:eastAsia="微软雅黑" w:cs="微软雅黑"/>
-          <w:b/>
-          <w:lang w:eastAsia="zh-CN"/>
-        </w:rPr>
-      </w:pPr>
-    </w:p>
-    <w:p>
-      <w:pPr>
-        <w:rPr>
-          <w:rFonts w:hint="eastAsia" w:ascii="微软雅黑" w:hAnsi="微软雅黑" w:eastAsia="微软雅黑" w:cs="微软雅黑"/>
-          <w:b/>
-          <w:lang w:eastAsia="zh-CN"/>
-        </w:rPr>
-      </w:pPr>
-    </w:p>
-    <w:p>
-      <w:pPr>
-        <w:rPr>
-          <w:rFonts w:hint="eastAsia" w:ascii="微软雅黑" w:hAnsi="微软雅黑" w:eastAsia="微软雅黑" w:cs="微软雅黑"/>
-          <w:b/>
-          <w:lang w:eastAsia="zh-CN"/>
-        </w:rPr>
-      </w:pPr>
-    </w:p>
-    <w:p>
-      <w:pPr>
-        <w:rPr>
-          <w:rFonts w:hint="eastAsia" w:ascii="微软雅黑" w:hAnsi="微软雅黑" w:eastAsia="微软雅黑" w:cs="微软雅黑"/>
-          <w:b/>
-          <w:lang w:eastAsia="zh-CN"/>
-        </w:rPr>
-      </w:pPr>
-    </w:p>
-    <w:p>
-      <w:pPr>
-        <w:rPr>
-          <w:rFonts w:hint="eastAsia" w:ascii="微软雅黑" w:hAnsi="微软雅黑" w:eastAsia="微软雅黑" w:cs="微软雅黑"/>
-          <w:b/>
-          <w:lang w:eastAsia="zh-CN"/>
-        </w:rPr>
-      </w:pPr>
-    </w:p>
-    <w:p>
-      <w:pPr>
-        <w:rPr>
-          <w:rFonts w:hint="eastAsia" w:ascii="微软雅黑" w:hAnsi="微软雅黑" w:eastAsia="微软雅黑" w:cs="微软雅黑"/>
-          <w:b/>
-          <w:lang w:eastAsia="zh-CN"/>
-        </w:rPr>
-      </w:pPr>
-    </w:p>
-    <w:p>
-      <w:pPr>
-        <w:rPr>
-          <w:rFonts w:hint="eastAsia" w:ascii="微软雅黑" w:hAnsi="微软雅黑" w:eastAsia="微软雅黑" w:cs="微软雅黑"/>
-          <w:b/>
-          <w:lang w:eastAsia="zh-CN"/>
-        </w:rPr>
-      </w:pPr>
-    </w:p>
     <w:p>
       <w:pPr>
         <w:pStyle w:val="3"/>
@@ -14703,99 +13477,6 @@
       <w:r>
         <w:t>预期改善：减少把合成方向性证据误写成真实效果的风险，提高计划可执行性和复核效率。</w:t>
       </w:r>
-    </w:p>
-    <w:p>
-      <w:pPr>
-        <w:pStyle w:val="3"/>
-        <w:spacing w:before="0" w:after="60" w:line="259" w:lineRule="auto"/>
-        <w:ind w:left="0" w:firstLine="0"/>
-        <w:rPr>
-          <w:rFonts w:hint="eastAsia" w:ascii="微软雅黑" w:hAnsi="微软雅黑" w:eastAsia="微软雅黑" w:cs="微软雅黑"/>
-          <w:b/>
-          <w:lang w:eastAsia="zh-CN"/>
-        </w:rPr>
-      </w:pPr>
-    </w:p>
-    <w:p>
-      <w:pPr>
-        <w:rPr>
-          <w:rFonts w:hint="eastAsia" w:ascii="微软雅黑" w:hAnsi="微软雅黑" w:eastAsia="微软雅黑" w:cs="微软雅黑"/>
-          <w:b/>
-          <w:lang w:eastAsia="zh-CN"/>
-        </w:rPr>
-      </w:pPr>
-    </w:p>
-    <w:p>
-      <w:pPr>
-        <w:rPr>
-          <w:rFonts w:hint="eastAsia" w:ascii="微软雅黑" w:hAnsi="微软雅黑" w:eastAsia="微软雅黑" w:cs="微软雅黑"/>
-          <w:b/>
-          <w:lang w:eastAsia="zh-CN"/>
-        </w:rPr>
-      </w:pPr>
-    </w:p>
-    <w:p>
-      <w:pPr>
-        <w:rPr>
-          <w:rFonts w:hint="eastAsia" w:ascii="微软雅黑" w:hAnsi="微软雅黑" w:eastAsia="微软雅黑" w:cs="微软雅黑"/>
-          <w:b/>
-          <w:lang w:eastAsia="zh-CN"/>
-        </w:rPr>
-      </w:pPr>
-    </w:p>
-    <w:p>
-      <w:pPr>
-        <w:rPr>
-          <w:rFonts w:hint="eastAsia" w:ascii="微软雅黑" w:hAnsi="微软雅黑" w:eastAsia="微软雅黑" w:cs="微软雅黑"/>
-          <w:b/>
-          <w:lang w:eastAsia="zh-CN"/>
-        </w:rPr>
-      </w:pPr>
-    </w:p>
-    <w:p>
-      <w:pPr>
-        <w:rPr>
-          <w:rFonts w:hint="eastAsia" w:ascii="微软雅黑" w:hAnsi="微软雅黑" w:eastAsia="微软雅黑" w:cs="微软雅黑"/>
-          <w:b/>
-          <w:lang w:eastAsia="zh-CN"/>
-        </w:rPr>
-      </w:pPr>
-    </w:p>
-    <w:p>
-      <w:pPr>
-        <w:rPr>
-          <w:rFonts w:hint="eastAsia" w:ascii="微软雅黑" w:hAnsi="微软雅黑" w:eastAsia="微软雅黑" w:cs="微软雅黑"/>
-          <w:b/>
-          <w:lang w:eastAsia="zh-CN"/>
-        </w:rPr>
-      </w:pPr>
-    </w:p>
-    <w:p>
-      <w:pPr>
-        <w:rPr>
-          <w:rFonts w:hint="eastAsia" w:ascii="微软雅黑" w:hAnsi="微软雅黑" w:eastAsia="微软雅黑" w:cs="微软雅黑"/>
-          <w:b/>
-          <w:lang w:eastAsia="zh-CN"/>
-        </w:rPr>
-      </w:pPr>
-    </w:p>
-    <w:p>
-      <w:pPr>
-        <w:rPr>
-          <w:rFonts w:hint="eastAsia" w:ascii="微软雅黑" w:hAnsi="微软雅黑" w:eastAsia="微软雅黑" w:cs="微软雅黑"/>
-          <w:b/>
-          <w:lang w:eastAsia="zh-CN"/>
-        </w:rPr>
-      </w:pPr>
-    </w:p>
-    <w:p>
-      <w:pPr>
-        <w:rPr>
-          <w:rFonts w:hint="eastAsia" w:ascii="微软雅黑" w:hAnsi="微软雅黑" w:eastAsia="微软雅黑" w:cs="微软雅黑"/>
-          <w:b/>
-          <w:lang w:eastAsia="zh-CN"/>
-        </w:rPr>
-      </w:pPr>
     </w:p>
     <w:p>
       <w:pPr>
@@ -15684,17 +14365,16 @@
           </w:tcPr>
           <w:p>
             <w:pPr>
-              <w:spacing w:before="0" w:after="0" w:line="264" w:lineRule="auto"/>
-              <w:ind w:left="0" w:firstLine="0"/>
-              <w:jc w:val="left"/>
-            </w:pPr>
-            <w:r>
-              <w:rPr>
-                <w:b w:val="0"/>
-                <w:color w:val="222222"/>
-                <w:sz w:val="18"/>
-              </w:rPr>
-              <w:t>停止或继续条件</w:t>
+              <w:spacing w:before="0" w:after="0"/>
+              <w:ind w:left="0" w:firstLine="0"/>
+              <w:jc w:val="left"/>
+            </w:pPr>
+            <w:r/>
+            <w:r>
+              <w:rPr>
+                <w:sz w:val="18"/>
+              </w:rPr>
+              <w:t>停止与归档</w:t>
             </w:r>
           </w:p>
         </w:tc>
@@ -15715,13 +14395,12 @@
               <w:ind w:left="0" w:firstLine="0"/>
               <w:jc w:val="left"/>
             </w:pPr>
-            <w:r>
-              <w:rPr>
-                <w:rFonts w:ascii="等线" w:hAnsi="等线" w:eastAsia="等线"/>
-                <w:b w:val="0"/>
-                <w:sz w:val="18"/>
-              </w:rPr>
-              <w:t>未执行/不适用（已标注边界）</w:t>
+            <w:r/>
+            <w:r>
+              <w:rPr>
+                <w:sz w:val="18"/>
+              </w:rPr>
+              <w:t>CI/异常/证据不足</w:t>
             </w:r>
           </w:p>
         </w:tc>
@@ -15742,13 +14421,12 @@
               <w:ind w:left="0" w:firstLine="0"/>
               <w:jc w:val="left"/>
             </w:pPr>
-            <w:r>
-              <w:rPr>
-                <w:rFonts w:ascii="等线" w:hAnsi="等线" w:eastAsia="等线"/>
-                <w:b w:val="0"/>
-                <w:sz w:val="18"/>
-              </w:rPr>
-              <w:t>未执行/不适用（已标注边界）</w:t>
+            <w:r/>
+            <w:r>
+              <w:rPr>
+                <w:sz w:val="18"/>
+              </w:rPr>
+              <w:t>暂停升级</w:t>
             </w:r>
           </w:p>
         </w:tc>
@@ -15769,13 +14447,12 @@
               <w:ind w:left="0" w:firstLine="0"/>
               <w:jc w:val="left"/>
             </w:pPr>
-            <w:r>
-              <w:rPr>
-                <w:rFonts w:ascii="等线" w:hAnsi="等线" w:eastAsia="等线"/>
-                <w:b w:val="0"/>
-                <w:sz w:val="18"/>
-              </w:rPr>
-              <w:t>未执行/不适用（已标注边界）</w:t>
+            <w:r/>
+            <w:r>
+              <w:rPr>
+                <w:sz w:val="18"/>
+              </w:rPr>
+              <w:t>风险控制</w:t>
             </w:r>
           </w:p>
         </w:tc>
@@ -15796,13 +14473,12 @@
               <w:ind w:left="0" w:firstLine="0"/>
               <w:jc w:val="left"/>
             </w:pPr>
-            <w:r>
-              <w:rPr>
-                <w:rFonts w:ascii="等线" w:hAnsi="等线" w:eastAsia="等线"/>
-                <w:b w:val="0"/>
-                <w:sz w:val="18"/>
-              </w:rPr>
-              <w:t>未执行/不适用（已标注边界）</w:t>
+            <w:r/>
+            <w:r>
+              <w:rPr>
+                <w:sz w:val="18"/>
+              </w:rPr>
+              <w:t>保留失败轮次</w:t>
             </w:r>
           </w:p>
         </w:tc>
@@ -15824,6 +14500,18 @@
           <w:b/>
         </w:rPr>
         <w:t>第二轮结论</w:t>
+      </w:r>
+    </w:p>
+    <w:p>
+      <w:pPr/>
+      <w:r>
+        <w:t>说明：第二轮完成的是工程与文档层面的反馈修订，尚未重新运行真人实验；因此第二轮结论只表示计划质量和审计边界改善。</w:t>
+      </w:r>
+    </w:p>
+    <w:p>
+      <w:pPr/>
+      <w:r>
+        <w:t>说明：第二轮完成的是工程与文档层面的反馈修订，尚未重新运行真人实验；因此第二轮结论只表示计划质量和审计边界改善。</w:t>
       </w:r>
     </w:p>
     <w:p>
@@ -15877,72 +14565,6 @@
       <w:r>
         <w:t>当前停止是提交基线的工程停止点：软件闭环已可复现，但真实验证、外部证据和更大样本仍需后续迭代。</w:t>
       </w:r>
-    </w:p>
-    <w:p>
-      <w:pPr>
-        <w:pStyle w:val="3"/>
-        <w:spacing w:before="0" w:after="60" w:line="259" w:lineRule="auto"/>
-        <w:ind w:left="0" w:firstLine="0"/>
-        <w:rPr>
-          <w:rFonts w:hint="eastAsia" w:ascii="微软雅黑" w:hAnsi="微软雅黑" w:eastAsia="微软雅黑" w:cs="微软雅黑"/>
-          <w:b/>
-          <w:lang w:eastAsia="zh-CN"/>
-        </w:rPr>
-      </w:pPr>
-    </w:p>
-    <w:p>
-      <w:pPr>
-        <w:rPr>
-          <w:rFonts w:hint="eastAsia" w:ascii="微软雅黑" w:hAnsi="微软雅黑" w:eastAsia="微软雅黑" w:cs="微软雅黑"/>
-          <w:b/>
-          <w:lang w:eastAsia="zh-CN"/>
-        </w:rPr>
-      </w:pPr>
-    </w:p>
-    <w:p>
-      <w:pPr>
-        <w:rPr>
-          <w:rFonts w:hint="eastAsia" w:ascii="微软雅黑" w:hAnsi="微软雅黑" w:eastAsia="微软雅黑" w:cs="微软雅黑"/>
-          <w:b/>
-          <w:lang w:eastAsia="zh-CN"/>
-        </w:rPr>
-      </w:pPr>
-    </w:p>
-    <w:p>
-      <w:pPr>
-        <w:rPr>
-          <w:rFonts w:hint="eastAsia" w:ascii="微软雅黑" w:hAnsi="微软雅黑" w:eastAsia="微软雅黑" w:cs="微软雅黑"/>
-          <w:b/>
-          <w:lang w:eastAsia="zh-CN"/>
-        </w:rPr>
-      </w:pPr>
-    </w:p>
-    <w:p>
-      <w:pPr>
-        <w:rPr>
-          <w:rFonts w:hint="eastAsia" w:ascii="微软雅黑" w:hAnsi="微软雅黑" w:eastAsia="微软雅黑" w:cs="微软雅黑"/>
-          <w:b/>
-          <w:lang w:eastAsia="zh-CN"/>
-        </w:rPr>
-      </w:pPr>
-    </w:p>
-    <w:p>
-      <w:pPr>
-        <w:rPr>
-          <w:rFonts w:hint="eastAsia" w:ascii="微软雅黑" w:hAnsi="微软雅黑" w:eastAsia="微软雅黑" w:cs="微软雅黑"/>
-          <w:b/>
-          <w:lang w:eastAsia="zh-CN"/>
-        </w:rPr>
-      </w:pPr>
-    </w:p>
-    <w:p>
-      <w:pPr>
-        <w:rPr>
-          <w:rFonts w:hint="eastAsia" w:ascii="微软雅黑" w:hAnsi="微软雅黑" w:eastAsia="微软雅黑" w:cs="微软雅黑"/>
-          <w:b/>
-          <w:lang w:eastAsia="zh-CN"/>
-        </w:rPr>
-      </w:pPr>
     </w:p>
     <w:p>
       <w:pPr>
@@ -16832,99 +15454,6 @@
           <w:lang w:eastAsia="zh-CN"/>
         </w:rPr>
       </w:pPr>
-    </w:p>
-    <w:p>
-      <w:pPr>
-        <w:rPr>
-          <w:rFonts w:hint="eastAsia" w:ascii="微软雅黑" w:hAnsi="微软雅黑" w:eastAsia="微软雅黑" w:cs="微软雅黑"/>
-          <w:b/>
-          <w:lang w:eastAsia="zh-CN"/>
-        </w:rPr>
-      </w:pPr>
-    </w:p>
-    <w:p>
-      <w:pPr>
-        <w:rPr>
-          <w:rFonts w:hint="eastAsia" w:ascii="微软雅黑" w:hAnsi="微软雅黑" w:eastAsia="微软雅黑" w:cs="微软雅黑"/>
-          <w:b/>
-          <w:lang w:eastAsia="zh-CN"/>
-        </w:rPr>
-      </w:pPr>
-    </w:p>
-    <w:p>
-      <w:pPr>
-        <w:rPr>
-          <w:rFonts w:hint="eastAsia" w:ascii="微软雅黑" w:hAnsi="微软雅黑" w:eastAsia="微软雅黑" w:cs="微软雅黑"/>
-          <w:b/>
-          <w:lang w:eastAsia="zh-CN"/>
-        </w:rPr>
-      </w:pPr>
-    </w:p>
-    <w:p>
-      <w:pPr>
-        <w:rPr>
-          <w:rFonts w:hint="eastAsia" w:ascii="微软雅黑" w:hAnsi="微软雅黑" w:eastAsia="微软雅黑" w:cs="微软雅黑"/>
-          <w:b/>
-          <w:lang w:eastAsia="zh-CN"/>
-        </w:rPr>
-      </w:pPr>
-    </w:p>
-    <w:p>
-      <w:pPr>
-        <w:rPr>
-          <w:rFonts w:hint="eastAsia" w:ascii="微软雅黑" w:hAnsi="微软雅黑" w:eastAsia="微软雅黑" w:cs="微软雅黑"/>
-          <w:b/>
-          <w:lang w:eastAsia="zh-CN"/>
-        </w:rPr>
-      </w:pPr>
-    </w:p>
-    <w:p>
-      <w:pPr>
-        <w:rPr>
-          <w:rFonts w:hint="eastAsia" w:ascii="微软雅黑" w:hAnsi="微软雅黑" w:eastAsia="微软雅黑" w:cs="微软雅黑"/>
-          <w:b/>
-          <w:lang w:eastAsia="zh-CN"/>
-        </w:rPr>
-      </w:pPr>
-    </w:p>
-    <w:p>
-      <w:pPr>
-        <w:rPr>
-          <w:rFonts w:hint="eastAsia" w:ascii="微软雅黑" w:hAnsi="微软雅黑" w:eastAsia="微软雅黑" w:cs="微软雅黑"/>
-          <w:b/>
-          <w:lang w:eastAsia="zh-CN"/>
-        </w:rPr>
-      </w:pPr>
-    </w:p>
-    <w:p>
-      <w:pPr>
-        <w:rPr>
-          <w:rFonts w:hint="eastAsia" w:ascii="微软雅黑" w:hAnsi="微软雅黑" w:eastAsia="微软雅黑" w:cs="微软雅黑"/>
-          <w:b/>
-          <w:lang w:eastAsia="zh-CN"/>
-        </w:rPr>
-      </w:pPr>
-    </w:p>
-    <w:p>
-      <w:pPr>
-        <w:rPr>
-          <w:rFonts w:hint="eastAsia" w:ascii="微软雅黑" w:hAnsi="微软雅黑" w:eastAsia="微软雅黑" w:cs="微软雅黑"/>
-          <w:b/>
-          <w:lang w:eastAsia="zh-CN"/>
-        </w:rPr>
-      </w:pPr>
-    </w:p>
-    <w:p>
-      <w:pPr>
-        <w:pStyle w:val="3"/>
-        <w:spacing w:before="0" w:after="60" w:line="259" w:lineRule="auto"/>
-        <w:ind w:left="0" w:firstLine="0"/>
-        <w:rPr>
-          <w:rFonts w:hint="eastAsia" w:ascii="微软雅黑" w:hAnsi="微软雅黑" w:eastAsia="微软雅黑" w:cs="微软雅黑"/>
-          <w:b/>
-          <w:lang w:eastAsia="zh-CN"/>
-        </w:rPr>
-      </w:pPr>
       <w:r>
         <w:rPr>
           <w:rFonts w:hint="eastAsia" w:ascii="微软雅黑" w:hAnsi="微软雅黑" w:eastAsia="微软雅黑" w:cs="微软雅黑"/>
@@ -18229,72 +16758,6 @@
       <w:r>
         <w:t>不支持的外推：不得把合成画像、虚拟效应量或单一案例外推为真实学生、真实因果或普遍科学规律。</w:t>
       </w:r>
-    </w:p>
-    <w:p>
-      <w:pPr>
-        <w:pStyle w:val="3"/>
-        <w:spacing w:before="0" w:after="60" w:line="259" w:lineRule="auto"/>
-        <w:ind w:left="0" w:firstLine="0"/>
-        <w:rPr>
-          <w:rFonts w:hint="eastAsia" w:ascii="微软雅黑" w:hAnsi="微软雅黑" w:eastAsia="微软雅黑" w:cs="微软雅黑"/>
-          <w:b/>
-          <w:lang w:eastAsia="zh-CN"/>
-        </w:rPr>
-      </w:pPr>
-    </w:p>
-    <w:p>
-      <w:pPr>
-        <w:rPr>
-          <w:rFonts w:hint="eastAsia" w:ascii="微软雅黑" w:hAnsi="微软雅黑" w:eastAsia="微软雅黑" w:cs="微软雅黑"/>
-          <w:b/>
-          <w:lang w:eastAsia="zh-CN"/>
-        </w:rPr>
-      </w:pPr>
-    </w:p>
-    <w:p>
-      <w:pPr>
-        <w:rPr>
-          <w:rFonts w:hint="eastAsia" w:ascii="微软雅黑" w:hAnsi="微软雅黑" w:eastAsia="微软雅黑" w:cs="微软雅黑"/>
-          <w:b/>
-          <w:lang w:eastAsia="zh-CN"/>
-        </w:rPr>
-      </w:pPr>
-    </w:p>
-    <w:p>
-      <w:pPr>
-        <w:rPr>
-          <w:rFonts w:hint="eastAsia" w:ascii="微软雅黑" w:hAnsi="微软雅黑" w:eastAsia="微软雅黑" w:cs="微软雅黑"/>
-          <w:b/>
-          <w:lang w:eastAsia="zh-CN"/>
-        </w:rPr>
-      </w:pPr>
-    </w:p>
-    <w:p>
-      <w:pPr>
-        <w:rPr>
-          <w:rFonts w:hint="eastAsia" w:ascii="微软雅黑" w:hAnsi="微软雅黑" w:eastAsia="微软雅黑" w:cs="微软雅黑"/>
-          <w:b/>
-          <w:lang w:eastAsia="zh-CN"/>
-        </w:rPr>
-      </w:pPr>
-    </w:p>
-    <w:p>
-      <w:pPr>
-        <w:rPr>
-          <w:rFonts w:hint="eastAsia" w:ascii="微软雅黑" w:hAnsi="微软雅黑" w:eastAsia="微软雅黑" w:cs="微软雅黑"/>
-          <w:b/>
-          <w:lang w:eastAsia="zh-CN"/>
-        </w:rPr>
-      </w:pPr>
-    </w:p>
-    <w:p>
-      <w:pPr>
-        <w:rPr>
-          <w:rFonts w:hint="eastAsia" w:ascii="微软雅黑" w:hAnsi="微软雅黑" w:eastAsia="微软雅黑" w:cs="微软雅黑"/>
-          <w:b/>
-          <w:lang w:eastAsia="zh-CN"/>
-        </w:rPr>
-      </w:pPr>
     </w:p>
     <w:p>
       <w:pPr>
@@ -18888,20 +17351,6 @@
         </w:tc>
       </w:tr>
     </w:tbl>
-    <w:p>
-      <w:pPr>
-        <w:pStyle w:val="16"/>
-        <w:numPr>
-          <w:ilvl w:val="0"/>
-          <w:numId w:val="0"/>
-        </w:numPr>
-        <w:spacing w:before="0" w:after="60" w:line="259" w:lineRule="auto"/>
-        <w:ind w:leftChars="0"/>
-        <w:rPr>
-          <w:lang w:eastAsia="zh-CN"/>
-        </w:rPr>
-      </w:pPr>
-    </w:p>
     <w:sectPr>
       <w:footerReference r:id="rId7" w:type="first"/>
       <w:headerReference r:id="rId5" w:type="default"/>

--- a/提交pdf初稿-方向1B.docx
+++ b/提交pdf初稿-方向1B.docx
@@ -857,6 +857,72 @@
           <w:lang w:eastAsia="zh-CN"/>
         </w:rPr>
       </w:pPr>
+    </w:p>
+    <w:p>
+      <w:pPr>
+        <w:rPr>
+          <w:rFonts w:hint="eastAsia" w:ascii="微软雅黑" w:hAnsi="微软雅黑" w:eastAsia="微软雅黑" w:cs="微软雅黑"/>
+          <w:b/>
+          <w:lang w:eastAsia="zh-CN"/>
+        </w:rPr>
+      </w:pPr>
+    </w:p>
+    <w:p>
+      <w:pPr>
+        <w:rPr>
+          <w:rFonts w:hint="eastAsia" w:ascii="微软雅黑" w:hAnsi="微软雅黑" w:eastAsia="微软雅黑" w:cs="微软雅黑"/>
+          <w:b/>
+          <w:lang w:eastAsia="zh-CN"/>
+        </w:rPr>
+      </w:pPr>
+    </w:p>
+    <w:p>
+      <w:pPr>
+        <w:rPr>
+          <w:rFonts w:hint="eastAsia" w:ascii="微软雅黑" w:hAnsi="微软雅黑" w:eastAsia="微软雅黑" w:cs="微软雅黑"/>
+          <w:b/>
+          <w:lang w:eastAsia="zh-CN"/>
+        </w:rPr>
+      </w:pPr>
+    </w:p>
+    <w:p>
+      <w:pPr>
+        <w:rPr>
+          <w:rFonts w:hint="eastAsia" w:ascii="微软雅黑" w:hAnsi="微软雅黑" w:eastAsia="微软雅黑" w:cs="微软雅黑"/>
+          <w:b/>
+          <w:lang w:eastAsia="zh-CN"/>
+        </w:rPr>
+      </w:pPr>
+    </w:p>
+    <w:p>
+      <w:pPr>
+        <w:rPr>
+          <w:rFonts w:hint="eastAsia" w:ascii="微软雅黑" w:hAnsi="微软雅黑" w:eastAsia="微软雅黑" w:cs="微软雅黑"/>
+          <w:b/>
+          <w:lang w:eastAsia="zh-CN"/>
+        </w:rPr>
+      </w:pPr>
+    </w:p>
+    <w:p>
+      <w:pPr>
+        <w:rPr>
+          <w:rFonts w:hint="eastAsia" w:ascii="微软雅黑" w:hAnsi="微软雅黑" w:eastAsia="微软雅黑" w:cs="微软雅黑"/>
+          <w:b/>
+          <w:lang w:eastAsia="zh-CN"/>
+        </w:rPr>
+      </w:pPr>
+    </w:p>
+    <w:p>
+      <w:pPr>
+        <w:pStyle w:val="3"/>
+        <w:spacing w:before="0" w:after="60" w:line="259" w:lineRule="auto"/>
+        <w:ind w:left="0" w:firstLine="0"/>
+        <w:rPr>
+          <w:rFonts w:hint="eastAsia" w:ascii="微软雅黑" w:hAnsi="微软雅黑" w:eastAsia="微软雅黑" w:cs="微软雅黑"/>
+          <w:b/>
+          <w:lang w:eastAsia="zh-CN"/>
+        </w:rPr>
+      </w:pPr>
       <w:r>
         <w:rPr>
           <w:rFonts w:hint="eastAsia" w:ascii="微软雅黑" w:hAnsi="微软雅黑" w:eastAsia="微软雅黑" w:cs="微软雅黑"/>
@@ -994,6 +1060,81 @@
       <w:r>
         <w:t>与一次性问答的区别：系统会实际运行多主体仿真，数值由认知和时间模型计算，结果会触发参数/方案反馈，而不是只生成文字建议。</w:t>
       </w:r>
+    </w:p>
+    <w:p>
+      <w:pPr>
+        <w:pStyle w:val="3"/>
+        <w:spacing w:before="0" w:after="60" w:line="259" w:lineRule="auto"/>
+        <w:ind w:left="0" w:firstLine="0"/>
+        <w:rPr>
+          <w:rFonts w:hint="eastAsia" w:ascii="微软雅黑" w:hAnsi="微软雅黑" w:eastAsia="微软雅黑" w:cs="微软雅黑"/>
+          <w:b/>
+          <w:lang w:eastAsia="zh-CN"/>
+        </w:rPr>
+      </w:pPr>
+    </w:p>
+    <w:p>
+      <w:pPr>
+        <w:rPr>
+          <w:rFonts w:hint="eastAsia" w:ascii="微软雅黑" w:hAnsi="微软雅黑" w:eastAsia="微软雅黑" w:cs="微软雅黑"/>
+          <w:b/>
+          <w:lang w:eastAsia="zh-CN"/>
+        </w:rPr>
+      </w:pPr>
+    </w:p>
+    <w:p>
+      <w:pPr>
+        <w:rPr>
+          <w:rFonts w:hint="eastAsia" w:ascii="微软雅黑" w:hAnsi="微软雅黑" w:eastAsia="微软雅黑" w:cs="微软雅黑"/>
+          <w:b/>
+          <w:lang w:eastAsia="zh-CN"/>
+        </w:rPr>
+      </w:pPr>
+    </w:p>
+    <w:p>
+      <w:pPr>
+        <w:rPr>
+          <w:rFonts w:hint="eastAsia" w:ascii="微软雅黑" w:hAnsi="微软雅黑" w:eastAsia="微软雅黑" w:cs="微软雅黑"/>
+          <w:b/>
+          <w:lang w:eastAsia="zh-CN"/>
+        </w:rPr>
+      </w:pPr>
+    </w:p>
+    <w:p>
+      <w:pPr>
+        <w:rPr>
+          <w:rFonts w:hint="eastAsia" w:ascii="微软雅黑" w:hAnsi="微软雅黑" w:eastAsia="微软雅黑" w:cs="微软雅黑"/>
+          <w:b/>
+          <w:lang w:eastAsia="zh-CN"/>
+        </w:rPr>
+      </w:pPr>
+    </w:p>
+    <w:p>
+      <w:pPr>
+        <w:rPr>
+          <w:rFonts w:hint="eastAsia" w:ascii="微软雅黑" w:hAnsi="微软雅黑" w:eastAsia="微软雅黑" w:cs="微软雅黑"/>
+          <w:b/>
+          <w:lang w:eastAsia="zh-CN"/>
+        </w:rPr>
+      </w:pPr>
+    </w:p>
+    <w:p>
+      <w:pPr>
+        <w:rPr>
+          <w:rFonts w:hint="eastAsia" w:ascii="微软雅黑" w:hAnsi="微软雅黑" w:eastAsia="微软雅黑" w:cs="微软雅黑"/>
+          <w:b/>
+          <w:lang w:eastAsia="zh-CN"/>
+        </w:rPr>
+      </w:pPr>
+    </w:p>
+    <w:p>
+      <w:pPr>
+        <w:rPr>
+          <w:rFonts w:hint="eastAsia" w:ascii="微软雅黑" w:hAnsi="微软雅黑" w:eastAsia="微软雅黑" w:cs="微软雅黑"/>
+          <w:b/>
+          <w:lang w:eastAsia="zh-CN"/>
+        </w:rPr>
+      </w:pPr>
     </w:p>
     <w:p>
       <w:pPr>
@@ -1718,6 +1859,99 @@
           <w:lang w:eastAsia="zh-CN"/>
         </w:rPr>
       </w:pPr>
+    </w:p>
+    <w:p>
+      <w:pPr>
+        <w:rPr>
+          <w:rFonts w:hint="eastAsia" w:ascii="微软雅黑" w:hAnsi="微软雅黑" w:eastAsia="微软雅黑" w:cs="微软雅黑"/>
+          <w:b/>
+          <w:lang w:eastAsia="zh-CN"/>
+        </w:rPr>
+      </w:pPr>
+    </w:p>
+    <w:p>
+      <w:pPr>
+        <w:rPr>
+          <w:rFonts w:hint="eastAsia" w:ascii="微软雅黑" w:hAnsi="微软雅黑" w:eastAsia="微软雅黑" w:cs="微软雅黑"/>
+          <w:b/>
+          <w:lang w:eastAsia="zh-CN"/>
+        </w:rPr>
+      </w:pPr>
+    </w:p>
+    <w:p>
+      <w:pPr>
+        <w:rPr>
+          <w:rFonts w:hint="eastAsia" w:ascii="微软雅黑" w:hAnsi="微软雅黑" w:eastAsia="微软雅黑" w:cs="微软雅黑"/>
+          <w:b/>
+          <w:lang w:eastAsia="zh-CN"/>
+        </w:rPr>
+      </w:pPr>
+    </w:p>
+    <w:p>
+      <w:pPr>
+        <w:rPr>
+          <w:rFonts w:hint="eastAsia" w:ascii="微软雅黑" w:hAnsi="微软雅黑" w:eastAsia="微软雅黑" w:cs="微软雅黑"/>
+          <w:b/>
+          <w:lang w:eastAsia="zh-CN"/>
+        </w:rPr>
+      </w:pPr>
+    </w:p>
+    <w:p>
+      <w:pPr>
+        <w:rPr>
+          <w:rFonts w:hint="eastAsia" w:ascii="微软雅黑" w:hAnsi="微软雅黑" w:eastAsia="微软雅黑" w:cs="微软雅黑"/>
+          <w:b/>
+          <w:lang w:eastAsia="zh-CN"/>
+        </w:rPr>
+      </w:pPr>
+    </w:p>
+    <w:p>
+      <w:pPr>
+        <w:rPr>
+          <w:rFonts w:hint="eastAsia" w:ascii="微软雅黑" w:hAnsi="微软雅黑" w:eastAsia="微软雅黑" w:cs="微软雅黑"/>
+          <w:b/>
+          <w:lang w:eastAsia="zh-CN"/>
+        </w:rPr>
+      </w:pPr>
+    </w:p>
+    <w:p>
+      <w:pPr>
+        <w:rPr>
+          <w:rFonts w:hint="eastAsia" w:ascii="微软雅黑" w:hAnsi="微软雅黑" w:eastAsia="微软雅黑" w:cs="微软雅黑"/>
+          <w:b/>
+          <w:lang w:eastAsia="zh-CN"/>
+        </w:rPr>
+      </w:pPr>
+    </w:p>
+    <w:p>
+      <w:pPr>
+        <w:rPr>
+          <w:rFonts w:hint="eastAsia" w:ascii="微软雅黑" w:hAnsi="微软雅黑" w:eastAsia="微软雅黑" w:cs="微软雅黑"/>
+          <w:b/>
+          <w:lang w:eastAsia="zh-CN"/>
+        </w:rPr>
+      </w:pPr>
+    </w:p>
+    <w:p>
+      <w:pPr>
+        <w:rPr>
+          <w:rFonts w:hint="eastAsia" w:ascii="微软雅黑" w:hAnsi="微软雅黑" w:eastAsia="微软雅黑" w:cs="微软雅黑"/>
+          <w:b/>
+          <w:lang w:eastAsia="zh-CN"/>
+        </w:rPr>
+      </w:pPr>
+    </w:p>
+    <w:p>
+      <w:pPr>
+        <w:pStyle w:val="3"/>
+        <w:spacing w:before="0" w:after="60" w:line="259" w:lineRule="auto"/>
+        <w:ind w:left="0" w:firstLine="0"/>
+        <w:rPr>
+          <w:rFonts w:hint="eastAsia" w:ascii="微软雅黑" w:hAnsi="微软雅黑" w:eastAsia="微软雅黑" w:cs="微软雅黑"/>
+          <w:b/>
+          <w:lang w:eastAsia="zh-CN"/>
+        </w:rPr>
+      </w:pPr>
       <w:r>
         <w:rPr>
           <w:rFonts w:hint="eastAsia" w:ascii="微软雅黑" w:hAnsi="微软雅黑" w:eastAsia="微软雅黑" w:cs="微软雅黑"/>
@@ -1782,12 +2016,6 @@
             <w:insideH w:val="single" w:color="auto" w:sz="4" w:space="0"/>
             <w:insideV w:val="single" w:color="auto" w:sz="4" w:space="0"/>
           </w:tblBorders>
-          <w:tblCellMar>
-            <w:top w:w="0" w:type="dxa"/>
-            <w:left w:w="108" w:type="dxa"/>
-            <w:bottom w:w="0" w:type="dxa"/>
-            <w:right w:w="108" w:type="dxa"/>
-          </w:tblCellMar>
         </w:tblPrEx>
         <w:trPr>
           <w:cantSplit/>
@@ -2330,7 +2558,6 @@
               <w:ind w:left="0" w:firstLine="0"/>
               <w:jc w:val="left"/>
             </w:pPr>
-            <w:r/>
             <w:r>
               <w:rPr>
                 <w:sz w:val="18"/>
@@ -2356,7 +2583,6 @@
               <w:ind w:left="0" w:firstLine="0"/>
               <w:jc w:val="left"/>
             </w:pPr>
-            <w:r/>
             <w:r>
               <w:rPr>
                 <w:sz w:val="18"/>
@@ -2490,6 +2716,81 @@
       <w:r>
         <w:t>虚拟环境边界包括样本规模、90天时间窗、5个干预臂、合成画像和无真实仪器；这些边界在报告中显式标注。</w:t>
       </w:r>
+    </w:p>
+    <w:p>
+      <w:pPr>
+        <w:pStyle w:val="3"/>
+        <w:spacing w:before="0" w:after="60" w:line="259" w:lineRule="auto"/>
+        <w:ind w:left="0" w:firstLine="0"/>
+        <w:rPr>
+          <w:rFonts w:hint="eastAsia" w:ascii="微软雅黑" w:hAnsi="微软雅黑" w:eastAsia="微软雅黑" w:cs="微软雅黑"/>
+          <w:b/>
+          <w:lang w:eastAsia="zh-CN"/>
+        </w:rPr>
+      </w:pPr>
+    </w:p>
+    <w:p>
+      <w:pPr>
+        <w:rPr>
+          <w:rFonts w:hint="eastAsia" w:ascii="微软雅黑" w:hAnsi="微软雅黑" w:eastAsia="微软雅黑" w:cs="微软雅黑"/>
+          <w:b/>
+          <w:lang w:eastAsia="zh-CN"/>
+        </w:rPr>
+      </w:pPr>
+    </w:p>
+    <w:p>
+      <w:pPr>
+        <w:rPr>
+          <w:rFonts w:hint="eastAsia" w:ascii="微软雅黑" w:hAnsi="微软雅黑" w:eastAsia="微软雅黑" w:cs="微软雅黑"/>
+          <w:b/>
+          <w:lang w:eastAsia="zh-CN"/>
+        </w:rPr>
+      </w:pPr>
+    </w:p>
+    <w:p>
+      <w:pPr>
+        <w:rPr>
+          <w:rFonts w:hint="eastAsia" w:ascii="微软雅黑" w:hAnsi="微软雅黑" w:eastAsia="微软雅黑" w:cs="微软雅黑"/>
+          <w:b/>
+          <w:lang w:eastAsia="zh-CN"/>
+        </w:rPr>
+      </w:pPr>
+    </w:p>
+    <w:p>
+      <w:pPr>
+        <w:rPr>
+          <w:rFonts w:hint="eastAsia" w:ascii="微软雅黑" w:hAnsi="微软雅黑" w:eastAsia="微软雅黑" w:cs="微软雅黑"/>
+          <w:b/>
+          <w:lang w:eastAsia="zh-CN"/>
+        </w:rPr>
+      </w:pPr>
+    </w:p>
+    <w:p>
+      <w:pPr>
+        <w:rPr>
+          <w:rFonts w:hint="eastAsia" w:ascii="微软雅黑" w:hAnsi="微软雅黑" w:eastAsia="微软雅黑" w:cs="微软雅黑"/>
+          <w:b/>
+          <w:lang w:eastAsia="zh-CN"/>
+        </w:rPr>
+      </w:pPr>
+    </w:p>
+    <w:p>
+      <w:pPr>
+        <w:rPr>
+          <w:rFonts w:hint="eastAsia" w:ascii="微软雅黑" w:hAnsi="微软雅黑" w:eastAsia="微软雅黑" w:cs="微软雅黑"/>
+          <w:b/>
+          <w:lang w:eastAsia="zh-CN"/>
+        </w:rPr>
+      </w:pPr>
+    </w:p>
+    <w:p>
+      <w:pPr>
+        <w:rPr>
+          <w:rFonts w:hint="eastAsia" w:ascii="微软雅黑" w:hAnsi="微软雅黑" w:eastAsia="微软雅黑" w:cs="微软雅黑"/>
+          <w:b/>
+          <w:lang w:eastAsia="zh-CN"/>
+        </w:rPr>
+      </w:pPr>
     </w:p>
     <w:p>
       <w:pPr>
@@ -3288,6 +3589,72 @@
           <w:lang w:eastAsia="zh-CN"/>
         </w:rPr>
       </w:pPr>
+    </w:p>
+    <w:p>
+      <w:pPr>
+        <w:rPr>
+          <w:rFonts w:hint="eastAsia" w:ascii="微软雅黑" w:hAnsi="微软雅黑" w:eastAsia="微软雅黑" w:cs="微软雅黑"/>
+          <w:b/>
+          <w:lang w:eastAsia="zh-CN"/>
+        </w:rPr>
+      </w:pPr>
+    </w:p>
+    <w:p>
+      <w:pPr>
+        <w:rPr>
+          <w:rFonts w:hint="eastAsia" w:ascii="微软雅黑" w:hAnsi="微软雅黑" w:eastAsia="微软雅黑" w:cs="微软雅黑"/>
+          <w:b/>
+          <w:lang w:eastAsia="zh-CN"/>
+        </w:rPr>
+      </w:pPr>
+    </w:p>
+    <w:p>
+      <w:pPr>
+        <w:rPr>
+          <w:rFonts w:hint="eastAsia" w:ascii="微软雅黑" w:hAnsi="微软雅黑" w:eastAsia="微软雅黑" w:cs="微软雅黑"/>
+          <w:b/>
+          <w:lang w:eastAsia="zh-CN"/>
+        </w:rPr>
+      </w:pPr>
+    </w:p>
+    <w:p>
+      <w:pPr>
+        <w:rPr>
+          <w:rFonts w:hint="eastAsia" w:ascii="微软雅黑" w:hAnsi="微软雅黑" w:eastAsia="微软雅黑" w:cs="微软雅黑"/>
+          <w:b/>
+          <w:lang w:eastAsia="zh-CN"/>
+        </w:rPr>
+      </w:pPr>
+    </w:p>
+    <w:p>
+      <w:pPr>
+        <w:rPr>
+          <w:rFonts w:hint="eastAsia" w:ascii="微软雅黑" w:hAnsi="微软雅黑" w:eastAsia="微软雅黑" w:cs="微软雅黑"/>
+          <w:b/>
+          <w:lang w:eastAsia="zh-CN"/>
+        </w:rPr>
+      </w:pPr>
+    </w:p>
+    <w:p>
+      <w:pPr>
+        <w:rPr>
+          <w:rFonts w:hint="eastAsia" w:ascii="微软雅黑" w:hAnsi="微软雅黑" w:eastAsia="微软雅黑" w:cs="微软雅黑"/>
+          <w:b/>
+          <w:lang w:eastAsia="zh-CN"/>
+        </w:rPr>
+      </w:pPr>
+    </w:p>
+    <w:p>
+      <w:pPr>
+        <w:pStyle w:val="3"/>
+        <w:spacing w:before="0" w:after="60" w:line="259" w:lineRule="auto"/>
+        <w:ind w:left="0" w:firstLine="0"/>
+        <w:rPr>
+          <w:rFonts w:hint="eastAsia" w:ascii="微软雅黑" w:hAnsi="微软雅黑" w:eastAsia="微软雅黑" w:cs="微软雅黑"/>
+          <w:b/>
+          <w:lang w:eastAsia="zh-CN"/>
+        </w:rPr>
+      </w:pPr>
       <w:r>
         <w:rPr>
           <w:rFonts w:hint="eastAsia" w:ascii="微软雅黑" w:hAnsi="微软雅黑" w:eastAsia="微软雅黑" w:cs="微软雅黑"/>
@@ -3332,21 +3699,25 @@
       </w:pPr>
       <w:r>
         <w:drawing>
-          <wp:inline xmlns:a="http://schemas.openxmlformats.org/drawingml/2006/main" xmlns:pic="http://schemas.openxmlformats.org/drawingml/2006/picture">
-            <wp:extent cx="5943600" cy="1717040"/>
+          <wp:inline distT="0" distB="0" distL="114300" distR="114300">
+            <wp:extent cx="5943600" cy="1219200"/>
+            <wp:effectExtent l="0" t="0" r="0" b="0"/>
             <wp:docPr id="3" name="Picture 3"/>
             <wp:cNvGraphicFramePr>
-              <a:graphicFrameLocks noChangeAspect="1"/>
+              <a:graphicFrameLocks xmlns:a="http://schemas.openxmlformats.org/drawingml/2006/main" noChangeAspect="1"/>
             </wp:cNvGraphicFramePr>
-            <a:graphic>
+            <a:graphic xmlns:a="http://schemas.openxmlformats.org/drawingml/2006/main">
               <a:graphicData uri="http://schemas.openxmlformats.org/drawingml/2006/picture">
-                <pic:pic>
+                <pic:pic xmlns:pic="http://schemas.openxmlformats.org/drawingml/2006/picture">
                   <pic:nvPicPr>
-                    <pic:cNvPr id="0" name="image.png"/>
-                    <pic:cNvPicPr/>
+                    <pic:cNvPr id="3" name="Picture 3"/>
+                    <pic:cNvPicPr>
+                      <a:picLocks noChangeAspect="1"/>
+                    </pic:cNvPicPr>
                   </pic:nvPicPr>
                   <pic:blipFill>
-                    <a:blip r:embed="rId16"/>
+                    <a:blip r:embed="rId11"/>
+                    <a:srcRect b="28994"/>
                     <a:stretch>
                       <a:fillRect/>
                     </a:stretch>
@@ -3354,9 +3725,11 @@
                   <pic:spPr>
                     <a:xfrm>
                       <a:off x="0" y="0"/>
-                      <a:ext cx="5943600" cy="1717040"/>
+                      <a:ext cx="5943600" cy="1219200"/>
                     </a:xfrm>
-                    <a:prstGeom prst="rect"/>
+                    <a:prstGeom prst="rect">
+                      <a:avLst/>
+                    </a:prstGeom>
                   </pic:spPr>
                 </pic:pic>
               </a:graphicData>
@@ -4376,6 +4749,63 @@
           <w:lang w:eastAsia="zh-CN"/>
         </w:rPr>
       </w:pPr>
+    </w:p>
+    <w:p>
+      <w:pPr>
+        <w:rPr>
+          <w:rFonts w:hint="eastAsia" w:ascii="微软雅黑" w:hAnsi="微软雅黑" w:eastAsia="微软雅黑" w:cs="微软雅黑"/>
+          <w:b/>
+          <w:lang w:eastAsia="zh-CN"/>
+        </w:rPr>
+      </w:pPr>
+    </w:p>
+    <w:p>
+      <w:pPr>
+        <w:rPr>
+          <w:rFonts w:hint="eastAsia" w:ascii="微软雅黑" w:hAnsi="微软雅黑" w:eastAsia="微软雅黑" w:cs="微软雅黑"/>
+          <w:b/>
+          <w:lang w:eastAsia="zh-CN"/>
+        </w:rPr>
+      </w:pPr>
+    </w:p>
+    <w:p>
+      <w:pPr>
+        <w:rPr>
+          <w:rFonts w:hint="eastAsia" w:ascii="微软雅黑" w:hAnsi="微软雅黑" w:eastAsia="微软雅黑" w:cs="微软雅黑"/>
+          <w:b/>
+          <w:lang w:eastAsia="zh-CN"/>
+        </w:rPr>
+      </w:pPr>
+    </w:p>
+    <w:p>
+      <w:pPr>
+        <w:rPr>
+          <w:rFonts w:hint="eastAsia" w:ascii="微软雅黑" w:hAnsi="微软雅黑" w:eastAsia="微软雅黑" w:cs="微软雅黑"/>
+          <w:b/>
+          <w:lang w:eastAsia="zh-CN"/>
+        </w:rPr>
+      </w:pPr>
+    </w:p>
+    <w:p>
+      <w:pPr>
+        <w:rPr>
+          <w:rFonts w:hint="eastAsia" w:ascii="微软雅黑" w:hAnsi="微软雅黑" w:eastAsia="微软雅黑" w:cs="微软雅黑"/>
+          <w:b/>
+          <w:lang w:eastAsia="zh-CN"/>
+        </w:rPr>
+      </w:pPr>
+    </w:p>
+    <w:p>
+      <w:pPr>
+        <w:pStyle w:val="3"/>
+        <w:spacing w:before="0" w:after="60" w:line="259" w:lineRule="auto"/>
+        <w:ind w:left="0" w:firstLine="0"/>
+        <w:rPr>
+          <w:rFonts w:hint="eastAsia" w:ascii="微软雅黑" w:hAnsi="微软雅黑" w:eastAsia="微软雅黑" w:cs="微软雅黑"/>
+          <w:b/>
+          <w:lang w:eastAsia="zh-CN"/>
+        </w:rPr>
+      </w:pPr>
       <w:r>
         <w:rPr>
           <w:rFonts w:hint="eastAsia" w:ascii="微软雅黑" w:hAnsi="微软雅黑" w:eastAsia="微软雅黑" w:cs="微软雅黑"/>
@@ -5001,17 +5431,155 @@
         <w:spacing w:before="0" w:after="60" w:line="259" w:lineRule="auto"/>
         <w:ind w:left="0" w:firstLine="0"/>
         <w:rPr>
+          <w:rFonts w:hint="eastAsia"/>
+          <w:lang w:val="en-US" w:eastAsia="zh-CN"/>
+        </w:rPr>
+      </w:pPr>
+      <w:r>
+        <w:rPr>
+          <w:rFonts w:hint="eastAsia"/>
+          <w:lang w:val="en-US" w:eastAsia="zh-CN"/>
+        </w:rPr>
+        <w:t>本项目在开发过程中依靠千问系列模型进行工程构建和优化，以下给出部分阿里云百炼平台调用api记录：</w:t>
+      </w:r>
+    </w:p>
+    <w:p>
+      <w:pPr>
+        <w:spacing w:before="0" w:after="60" w:line="259" w:lineRule="auto"/>
+        <w:ind w:left="0" w:firstLine="0"/>
+        <w:rPr>
+          <w:rFonts w:hint="eastAsia"/>
+          <w:lang w:val="en-US" w:eastAsia="zh-CN"/>
+        </w:rPr>
+      </w:pPr>
+    </w:p>
+    <w:p>
+      <w:pPr>
+        <w:spacing w:before="0" w:after="60" w:line="259" w:lineRule="auto"/>
+        <w:ind w:left="0" w:firstLine="0"/>
+        <w:jc w:val="center"/>
+        <w:rPr>
+          <w:rFonts w:hint="eastAsia"/>
+          <w:lang w:val="en-US" w:eastAsia="zh-CN"/>
+        </w:rPr>
+      </w:pPr>
+      <w:r>
+        <w:drawing>
+          <wp:inline distT="0" distB="0" distL="114300" distR="114300">
+            <wp:extent cx="2411730" cy="1800225"/>
+            <wp:effectExtent l="0" t="0" r="0" b="0"/>
+            <wp:docPr id="4" name="图片 1"/>
+            <wp:cNvGraphicFramePr>
+              <a:graphicFrameLocks xmlns:a="http://schemas.openxmlformats.org/drawingml/2006/main" noChangeAspect="1"/>
+            </wp:cNvGraphicFramePr>
+            <a:graphic xmlns:a="http://schemas.openxmlformats.org/drawingml/2006/main">
+              <a:graphicData uri="http://schemas.openxmlformats.org/drawingml/2006/picture">
+                <pic:pic xmlns:pic="http://schemas.openxmlformats.org/drawingml/2006/picture">
+                  <pic:nvPicPr>
+                    <pic:cNvPr id="4" name="图片 1"/>
+                    <pic:cNvPicPr>
+                      <a:picLocks noChangeAspect="1"/>
+                    </pic:cNvPicPr>
+                  </pic:nvPicPr>
+                  <pic:blipFill>
+                    <a:blip r:embed="rId12"/>
+                    <a:srcRect r="21948"/>
+                    <a:stretch>
+                      <a:fillRect/>
+                    </a:stretch>
+                  </pic:blipFill>
+                  <pic:spPr>
+                    <a:xfrm>
+                      <a:off x="0" y="0"/>
+                      <a:ext cx="2411730" cy="1800225"/>
+                    </a:xfrm>
+                    <a:prstGeom prst="rect">
+                      <a:avLst/>
+                    </a:prstGeom>
+                    <a:noFill/>
+                    <a:ln>
+                      <a:noFill/>
+                    </a:ln>
+                  </pic:spPr>
+                </pic:pic>
+              </a:graphicData>
+            </a:graphic>
+          </wp:inline>
+        </w:drawing>
+      </w:r>
+      <w:r>
+        <w:drawing>
+          <wp:inline distT="0" distB="0" distL="114300" distR="114300">
+            <wp:extent cx="3025140" cy="1800225"/>
+            <wp:effectExtent l="0" t="0" r="10160" b="3175"/>
+            <wp:docPr id="5" name="图片 2"/>
+            <wp:cNvGraphicFramePr>
+              <a:graphicFrameLocks xmlns:a="http://schemas.openxmlformats.org/drawingml/2006/main" noChangeAspect="1"/>
+            </wp:cNvGraphicFramePr>
+            <a:graphic xmlns:a="http://schemas.openxmlformats.org/drawingml/2006/main">
+              <a:graphicData uri="http://schemas.openxmlformats.org/drawingml/2006/picture">
+                <pic:pic xmlns:pic="http://schemas.openxmlformats.org/drawingml/2006/picture">
+                  <pic:nvPicPr>
+                    <pic:cNvPr id="5" name="图片 2"/>
+                    <pic:cNvPicPr>
+                      <a:picLocks noChangeAspect="1"/>
+                    </pic:cNvPicPr>
+                  </pic:nvPicPr>
+                  <pic:blipFill>
+                    <a:blip r:embed="rId13"/>
+                    <a:stretch>
+                      <a:fillRect/>
+                    </a:stretch>
+                  </pic:blipFill>
+                  <pic:spPr>
+                    <a:xfrm>
+                      <a:off x="0" y="0"/>
+                      <a:ext cx="3025140" cy="1800225"/>
+                    </a:xfrm>
+                    <a:prstGeom prst="rect">
+                      <a:avLst/>
+                    </a:prstGeom>
+                    <a:noFill/>
+                    <a:ln>
+                      <a:noFill/>
+                    </a:ln>
+                  </pic:spPr>
+                </pic:pic>
+              </a:graphicData>
+            </a:graphic>
+          </wp:inline>
+        </w:drawing>
+      </w:r>
+    </w:p>
+    <w:p>
+      <w:pPr>
+        <w:spacing w:before="0" w:after="60" w:line="259" w:lineRule="auto"/>
+        <w:ind w:left="0" w:firstLine="0"/>
+        <w:rPr>
+          <w:rFonts w:hint="eastAsia"/>
+          <w:lang w:val="en-US" w:eastAsia="zh-CN"/>
+        </w:rPr>
+      </w:pPr>
+    </w:p>
+    <w:p>
+      <w:pPr>
+        <w:spacing w:before="0" w:after="60" w:line="259" w:lineRule="auto"/>
+        <w:ind w:left="0" w:firstLine="0"/>
+        <w:rPr>
+          <w:rFonts w:hint="eastAsia"/>
+          <w:lang w:val="en-US" w:eastAsia="zh-CN"/>
+        </w:rPr>
+      </w:pPr>
+    </w:p>
+    <w:p>
+      <w:pPr>
+        <w:spacing w:before="0" w:after="60" w:line="259" w:lineRule="auto"/>
+        <w:ind w:left="0" w:firstLine="0"/>
+        <w:rPr>
           <w:rFonts w:hint="default"/>
           <w:lang w:val="en-US" w:eastAsia="zh-CN"/>
         </w:rPr>
       </w:pPr>
-      <w:r>
-        <w:rPr>
-          <w:rFonts w:hint="eastAsia"/>
-          <w:lang w:val="en-US" w:eastAsia="zh-CN"/>
-        </w:rPr>
-        <w:t>本项目在开发过程中依靠千问系列模型进行工程构建和优化，以下给出部分阿里云百炼平台调用api记录：</w:t>
-      </w:r>
     </w:p>
     <w:p>
       <w:pPr>
@@ -5765,7 +6333,6 @@
               <w:ind w:left="0" w:firstLine="0"/>
               <w:jc w:val="left"/>
             </w:pPr>
-            <w:r/>
             <w:r>
               <w:rPr>
                 <w:sz w:val="18"/>
@@ -5791,7 +6358,6 @@
               <w:ind w:left="0" w:firstLine="0"/>
               <w:jc w:val="left"/>
             </w:pPr>
-            <w:r/>
             <w:r>
               <w:rPr>
                 <w:sz w:val="18"/>
@@ -5817,7 +6383,6 @@
               <w:ind w:left="0" w:firstLine="0"/>
               <w:jc w:val="left"/>
             </w:pPr>
-            <w:r/>
             <w:r>
               <w:rPr>
                 <w:sz w:val="18"/>
@@ -5843,7 +6408,6 @@
               <w:ind w:left="0" w:firstLine="0"/>
               <w:jc w:val="left"/>
             </w:pPr>
-            <w:r/>
             <w:r>
               <w:rPr>
                 <w:sz w:val="18"/>
@@ -5882,6 +6446,99 @@
       <w:r>
         <w:t>计划片段：固定seed=20260821；100名学生随机分到对照与5个干预臂；运行90天；每日记录成就、动机、疲劳和事件；比较最终增益并计算Hedges' g与95% CI；CI跨零或数据异常时进入人工复核。</w:t>
       </w:r>
+    </w:p>
+    <w:p>
+      <w:pPr>
+        <w:pStyle w:val="3"/>
+        <w:spacing w:before="0" w:after="60" w:line="259" w:lineRule="auto"/>
+        <w:ind w:left="0" w:firstLine="0"/>
+        <w:rPr>
+          <w:rFonts w:hint="eastAsia" w:ascii="微软雅黑" w:hAnsi="微软雅黑" w:eastAsia="微软雅黑" w:cs="微软雅黑"/>
+          <w:b/>
+          <w:lang w:eastAsia="zh-CN"/>
+        </w:rPr>
+      </w:pPr>
+    </w:p>
+    <w:p>
+      <w:pPr>
+        <w:rPr>
+          <w:rFonts w:hint="eastAsia" w:ascii="微软雅黑" w:hAnsi="微软雅黑" w:eastAsia="微软雅黑" w:cs="微软雅黑"/>
+          <w:b/>
+          <w:lang w:eastAsia="zh-CN"/>
+        </w:rPr>
+      </w:pPr>
+    </w:p>
+    <w:p>
+      <w:pPr>
+        <w:rPr>
+          <w:rFonts w:hint="eastAsia" w:ascii="微软雅黑" w:hAnsi="微软雅黑" w:eastAsia="微软雅黑" w:cs="微软雅黑"/>
+          <w:b/>
+          <w:lang w:eastAsia="zh-CN"/>
+        </w:rPr>
+      </w:pPr>
+    </w:p>
+    <w:p>
+      <w:pPr>
+        <w:rPr>
+          <w:rFonts w:hint="eastAsia" w:ascii="微软雅黑" w:hAnsi="微软雅黑" w:eastAsia="微软雅黑" w:cs="微软雅黑"/>
+          <w:b/>
+          <w:lang w:eastAsia="zh-CN"/>
+        </w:rPr>
+      </w:pPr>
+    </w:p>
+    <w:p>
+      <w:pPr>
+        <w:rPr>
+          <w:rFonts w:hint="eastAsia" w:ascii="微软雅黑" w:hAnsi="微软雅黑" w:eastAsia="微软雅黑" w:cs="微软雅黑"/>
+          <w:b/>
+          <w:lang w:eastAsia="zh-CN"/>
+        </w:rPr>
+      </w:pPr>
+    </w:p>
+    <w:p>
+      <w:pPr>
+        <w:rPr>
+          <w:rFonts w:hint="eastAsia" w:ascii="微软雅黑" w:hAnsi="微软雅黑" w:eastAsia="微软雅黑" w:cs="微软雅黑"/>
+          <w:b/>
+          <w:lang w:eastAsia="zh-CN"/>
+        </w:rPr>
+      </w:pPr>
+    </w:p>
+    <w:p>
+      <w:pPr>
+        <w:rPr>
+          <w:rFonts w:hint="eastAsia" w:ascii="微软雅黑" w:hAnsi="微软雅黑" w:eastAsia="微软雅黑" w:cs="微软雅黑"/>
+          <w:b/>
+          <w:lang w:eastAsia="zh-CN"/>
+        </w:rPr>
+      </w:pPr>
+    </w:p>
+    <w:p>
+      <w:pPr>
+        <w:rPr>
+          <w:rFonts w:hint="eastAsia" w:ascii="微软雅黑" w:hAnsi="微软雅黑" w:eastAsia="微软雅黑" w:cs="微软雅黑"/>
+          <w:b/>
+          <w:lang w:eastAsia="zh-CN"/>
+        </w:rPr>
+      </w:pPr>
+    </w:p>
+    <w:p>
+      <w:pPr>
+        <w:rPr>
+          <w:rFonts w:hint="eastAsia" w:ascii="微软雅黑" w:hAnsi="微软雅黑" w:eastAsia="微软雅黑" w:cs="微软雅黑"/>
+          <w:b/>
+          <w:lang w:eastAsia="zh-CN"/>
+        </w:rPr>
+      </w:pPr>
+    </w:p>
+    <w:p>
+      <w:pPr>
+        <w:rPr>
+          <w:rFonts w:hint="eastAsia" w:ascii="微软雅黑" w:hAnsi="微软雅黑" w:eastAsia="微软雅黑" w:cs="微软雅黑"/>
+          <w:b/>
+          <w:lang w:eastAsia="zh-CN"/>
+        </w:rPr>
+      </w:pPr>
     </w:p>
     <w:p>
       <w:pPr>
@@ -6638,6 +7295,108 @@
       <w:r>
         <w:t>合成数据用于离线复现，真实数据接口单独标注来源；两者不混合计算，避免把回退数据误写成真实校准。</w:t>
       </w:r>
+    </w:p>
+    <w:p>
+      <w:pPr>
+        <w:pStyle w:val="3"/>
+        <w:spacing w:before="0" w:after="60" w:line="259" w:lineRule="auto"/>
+        <w:ind w:left="0" w:firstLine="0"/>
+        <w:rPr>
+          <w:rFonts w:hint="eastAsia" w:ascii="微软雅黑" w:hAnsi="微软雅黑" w:eastAsia="微软雅黑" w:cs="微软雅黑"/>
+          <w:b/>
+          <w:lang w:eastAsia="zh-CN"/>
+        </w:rPr>
+      </w:pPr>
+    </w:p>
+    <w:p>
+      <w:pPr>
+        <w:rPr>
+          <w:rFonts w:hint="eastAsia" w:ascii="微软雅黑" w:hAnsi="微软雅黑" w:eastAsia="微软雅黑" w:cs="微软雅黑"/>
+          <w:b/>
+          <w:lang w:eastAsia="zh-CN"/>
+        </w:rPr>
+      </w:pPr>
+    </w:p>
+    <w:p>
+      <w:pPr>
+        <w:rPr>
+          <w:rFonts w:hint="eastAsia" w:ascii="微软雅黑" w:hAnsi="微软雅黑" w:eastAsia="微软雅黑" w:cs="微软雅黑"/>
+          <w:b/>
+          <w:lang w:eastAsia="zh-CN"/>
+        </w:rPr>
+      </w:pPr>
+    </w:p>
+    <w:p>
+      <w:pPr>
+        <w:rPr>
+          <w:rFonts w:hint="eastAsia" w:ascii="微软雅黑" w:hAnsi="微软雅黑" w:eastAsia="微软雅黑" w:cs="微软雅黑"/>
+          <w:b/>
+          <w:lang w:eastAsia="zh-CN"/>
+        </w:rPr>
+      </w:pPr>
+    </w:p>
+    <w:p>
+      <w:pPr>
+        <w:rPr>
+          <w:rFonts w:hint="eastAsia" w:ascii="微软雅黑" w:hAnsi="微软雅黑" w:eastAsia="微软雅黑" w:cs="微软雅黑"/>
+          <w:b/>
+          <w:lang w:eastAsia="zh-CN"/>
+        </w:rPr>
+      </w:pPr>
+    </w:p>
+    <w:p>
+      <w:pPr>
+        <w:rPr>
+          <w:rFonts w:hint="eastAsia" w:ascii="微软雅黑" w:hAnsi="微软雅黑" w:eastAsia="微软雅黑" w:cs="微软雅黑"/>
+          <w:b/>
+          <w:lang w:eastAsia="zh-CN"/>
+        </w:rPr>
+      </w:pPr>
+    </w:p>
+    <w:p>
+      <w:pPr>
+        <w:rPr>
+          <w:rFonts w:hint="eastAsia" w:ascii="微软雅黑" w:hAnsi="微软雅黑" w:eastAsia="微软雅黑" w:cs="微软雅黑"/>
+          <w:b/>
+          <w:lang w:eastAsia="zh-CN"/>
+        </w:rPr>
+      </w:pPr>
+    </w:p>
+    <w:p>
+      <w:pPr>
+        <w:rPr>
+          <w:rFonts w:hint="eastAsia" w:ascii="微软雅黑" w:hAnsi="微软雅黑" w:eastAsia="微软雅黑" w:cs="微软雅黑"/>
+          <w:b/>
+          <w:lang w:eastAsia="zh-CN"/>
+        </w:rPr>
+      </w:pPr>
+    </w:p>
+    <w:p>
+      <w:pPr>
+        <w:rPr>
+          <w:rFonts w:hint="eastAsia" w:ascii="微软雅黑" w:hAnsi="微软雅黑" w:eastAsia="微软雅黑" w:cs="微软雅黑"/>
+          <w:b/>
+          <w:lang w:eastAsia="zh-CN"/>
+        </w:rPr>
+      </w:pPr>
+    </w:p>
+    <w:p>
+      <w:pPr>
+        <w:rPr>
+          <w:rFonts w:hint="eastAsia" w:ascii="微软雅黑" w:hAnsi="微软雅黑" w:eastAsia="微软雅黑" w:cs="微软雅黑"/>
+          <w:b/>
+          <w:lang w:eastAsia="zh-CN"/>
+        </w:rPr>
+      </w:pPr>
+    </w:p>
+    <w:p>
+      <w:pPr>
+        <w:rPr>
+          <w:rFonts w:hint="eastAsia" w:ascii="微软雅黑" w:hAnsi="微软雅黑" w:eastAsia="微软雅黑" w:cs="微软雅黑"/>
+          <w:b/>
+          <w:lang w:eastAsia="zh-CN"/>
+        </w:rPr>
+      </w:pPr>
     </w:p>
     <w:p>
       <w:pPr>
@@ -7726,6 +8485,63 @@
           <w:lang w:eastAsia="zh-CN"/>
         </w:rPr>
       </w:pPr>
+    </w:p>
+    <w:p>
+      <w:pPr>
+        <w:rPr>
+          <w:rFonts w:hint="eastAsia" w:ascii="微软雅黑" w:hAnsi="微软雅黑" w:eastAsia="微软雅黑" w:cs="微软雅黑"/>
+          <w:b/>
+          <w:lang w:eastAsia="zh-CN"/>
+        </w:rPr>
+      </w:pPr>
+    </w:p>
+    <w:p>
+      <w:pPr>
+        <w:rPr>
+          <w:rFonts w:hint="eastAsia" w:ascii="微软雅黑" w:hAnsi="微软雅黑" w:eastAsia="微软雅黑" w:cs="微软雅黑"/>
+          <w:b/>
+          <w:lang w:eastAsia="zh-CN"/>
+        </w:rPr>
+      </w:pPr>
+    </w:p>
+    <w:p>
+      <w:pPr>
+        <w:rPr>
+          <w:rFonts w:hint="eastAsia" w:ascii="微软雅黑" w:hAnsi="微软雅黑" w:eastAsia="微软雅黑" w:cs="微软雅黑"/>
+          <w:b/>
+          <w:lang w:eastAsia="zh-CN"/>
+        </w:rPr>
+      </w:pPr>
+    </w:p>
+    <w:p>
+      <w:pPr>
+        <w:rPr>
+          <w:rFonts w:hint="eastAsia" w:ascii="微软雅黑" w:hAnsi="微软雅黑" w:eastAsia="微软雅黑" w:cs="微软雅黑"/>
+          <w:b/>
+          <w:lang w:eastAsia="zh-CN"/>
+        </w:rPr>
+      </w:pPr>
+    </w:p>
+    <w:p>
+      <w:pPr>
+        <w:rPr>
+          <w:rFonts w:hint="eastAsia" w:ascii="微软雅黑" w:hAnsi="微软雅黑" w:eastAsia="微软雅黑" w:cs="微软雅黑"/>
+          <w:b/>
+          <w:lang w:eastAsia="zh-CN"/>
+        </w:rPr>
+      </w:pPr>
+    </w:p>
+    <w:p>
+      <w:pPr>
+        <w:pStyle w:val="3"/>
+        <w:spacing w:before="0" w:after="60" w:line="259" w:lineRule="auto"/>
+        <w:ind w:left="0" w:firstLine="0"/>
+        <w:rPr>
+          <w:rFonts w:hint="eastAsia" w:ascii="微软雅黑" w:hAnsi="微软雅黑" w:eastAsia="微软雅黑" w:cs="微软雅黑"/>
+          <w:b/>
+          <w:lang w:eastAsia="zh-CN"/>
+        </w:rPr>
+      </w:pPr>
       <w:r>
         <w:rPr>
           <w:rFonts w:hint="eastAsia" w:ascii="微软雅黑" w:hAnsi="微软雅黑" w:eastAsia="微软雅黑" w:cs="微软雅黑"/>
@@ -8599,6 +9415,42 @@
     </w:p>
     <w:p>
       <w:pPr>
+        <w:rPr>
+          <w:rFonts w:hint="eastAsia" w:ascii="微软雅黑" w:hAnsi="微软雅黑" w:eastAsia="微软雅黑" w:cs="微软雅黑"/>
+          <w:b/>
+          <w:bCs/>
+          <w:color w:val="2E74B5"/>
+          <w:szCs w:val="28"/>
+          <w:lang w:val="en-US" w:eastAsia="zh-CN" w:bidi="ar-SA"/>
+        </w:rPr>
+      </w:pPr>
+    </w:p>
+    <w:p>
+      <w:pPr>
+        <w:rPr>
+          <w:rFonts w:hint="eastAsia" w:ascii="微软雅黑" w:hAnsi="微软雅黑" w:eastAsia="微软雅黑" w:cs="微软雅黑"/>
+          <w:b/>
+          <w:bCs/>
+          <w:color w:val="2E74B5"/>
+          <w:szCs w:val="28"/>
+          <w:lang w:val="en-US" w:eastAsia="zh-CN" w:bidi="ar-SA"/>
+        </w:rPr>
+      </w:pPr>
+    </w:p>
+    <w:p>
+      <w:pPr>
+        <w:rPr>
+          <w:rFonts w:hint="eastAsia" w:ascii="微软雅黑" w:hAnsi="微软雅黑" w:eastAsia="微软雅黑" w:cs="微软雅黑"/>
+          <w:b/>
+          <w:bCs/>
+          <w:color w:val="2E74B5"/>
+          <w:szCs w:val="28"/>
+          <w:lang w:val="en-US" w:eastAsia="zh-CN" w:bidi="ar-SA"/>
+        </w:rPr>
+      </w:pPr>
+    </w:p>
+    <w:p>
+      <w:pPr>
         <w:pStyle w:val="3"/>
         <w:spacing w:before="0" w:after="60" w:line="259" w:lineRule="auto"/>
         <w:ind w:left="0" w:firstLine="0"/>
@@ -9370,7 +10222,6 @@
       </w:r>
     </w:p>
     <w:p>
-      <w:pPr/>
       <w:r>
         <w:t>case-20260821-100：seed=20260821，100名学生、20名教师、100名家长，90天仿真，5个干预臂与1个对照组；数据为合成画像，运行模式为offline deterministic fallback。</w:t>
       </w:r>
@@ -9854,6 +10705,72 @@
         </w:tc>
       </w:tr>
     </w:tbl>
+    <w:p>
+      <w:pPr>
+        <w:pStyle w:val="3"/>
+        <w:spacing w:before="0" w:after="60" w:line="259" w:lineRule="auto"/>
+        <w:ind w:left="0" w:firstLine="0"/>
+        <w:rPr>
+          <w:rFonts w:hint="eastAsia" w:ascii="微软雅黑" w:hAnsi="微软雅黑" w:eastAsia="微软雅黑" w:cs="微软雅黑"/>
+          <w:b/>
+          <w:lang w:eastAsia="zh-CN"/>
+        </w:rPr>
+      </w:pPr>
+    </w:p>
+    <w:p>
+      <w:pPr>
+        <w:rPr>
+          <w:rFonts w:hint="eastAsia" w:ascii="微软雅黑" w:hAnsi="微软雅黑" w:eastAsia="微软雅黑" w:cs="微软雅黑"/>
+          <w:b/>
+          <w:lang w:eastAsia="zh-CN"/>
+        </w:rPr>
+      </w:pPr>
+    </w:p>
+    <w:p>
+      <w:pPr>
+        <w:rPr>
+          <w:rFonts w:hint="eastAsia" w:ascii="微软雅黑" w:hAnsi="微软雅黑" w:eastAsia="微软雅黑" w:cs="微软雅黑"/>
+          <w:b/>
+          <w:lang w:eastAsia="zh-CN"/>
+        </w:rPr>
+      </w:pPr>
+    </w:p>
+    <w:p>
+      <w:pPr>
+        <w:rPr>
+          <w:rFonts w:hint="eastAsia" w:ascii="微软雅黑" w:hAnsi="微软雅黑" w:eastAsia="微软雅黑" w:cs="微软雅黑"/>
+          <w:b/>
+          <w:lang w:eastAsia="zh-CN"/>
+        </w:rPr>
+      </w:pPr>
+    </w:p>
+    <w:p>
+      <w:pPr>
+        <w:rPr>
+          <w:rFonts w:hint="eastAsia" w:ascii="微软雅黑" w:hAnsi="微软雅黑" w:eastAsia="微软雅黑" w:cs="微软雅黑"/>
+          <w:b/>
+          <w:lang w:eastAsia="zh-CN"/>
+        </w:rPr>
+      </w:pPr>
+    </w:p>
+    <w:p>
+      <w:pPr>
+        <w:rPr>
+          <w:rFonts w:hint="eastAsia" w:ascii="微软雅黑" w:hAnsi="微软雅黑" w:eastAsia="微软雅黑" w:cs="微软雅黑"/>
+          <w:b/>
+          <w:lang w:eastAsia="zh-CN"/>
+        </w:rPr>
+      </w:pPr>
+    </w:p>
+    <w:p>
+      <w:pPr>
+        <w:rPr>
+          <w:rFonts w:hint="eastAsia" w:ascii="微软雅黑" w:hAnsi="微软雅黑" w:eastAsia="微软雅黑" w:cs="微软雅黑"/>
+          <w:b/>
+          <w:lang w:eastAsia="zh-CN"/>
+        </w:rPr>
+      </w:pPr>
+    </w:p>
     <w:p>
       <w:pPr>
         <w:pStyle w:val="3"/>
@@ -10807,7 +11724,6 @@
               <w:ind w:left="0" w:firstLine="0"/>
               <w:jc w:val="left"/>
             </w:pPr>
-            <w:r/>
             <w:r>
               <w:rPr>
                 <w:sz w:val="18"/>
@@ -10833,7 +11749,6 @@
               <w:ind w:left="0" w:firstLine="0"/>
               <w:jc w:val="left"/>
             </w:pPr>
-            <w:r/>
             <w:r>
               <w:rPr>
                 <w:sz w:val="18"/>
@@ -10859,7 +11774,6 @@
               <w:ind w:left="0" w:firstLine="0"/>
               <w:jc w:val="left"/>
             </w:pPr>
-            <w:r/>
             <w:r>
               <w:rPr>
                 <w:sz w:val="18"/>
@@ -10885,7 +11799,6 @@
               <w:ind w:left="0" w:firstLine="0"/>
               <w:jc w:val="left"/>
             </w:pPr>
-            <w:r/>
             <w:r>
               <w:rPr>
                 <w:sz w:val="18"/>
@@ -10911,7 +11824,6 @@
               <w:ind w:left="0" w:firstLine="0"/>
               <w:jc w:val="left"/>
             </w:pPr>
-            <w:r/>
             <w:r>
               <w:rPr>
                 <w:sz w:val="18"/>
@@ -10937,7 +11849,6 @@
               <w:ind w:left="0" w:firstLine="0"/>
               <w:jc w:val="left"/>
             </w:pPr>
-            <w:r/>
             <w:r>
               <w:rPr>
                 <w:sz w:val="18"/>
@@ -10963,7 +11874,6 @@
               <w:ind w:left="0" w:firstLine="0"/>
               <w:jc w:val="left"/>
             </w:pPr>
-            <w:r/>
             <w:r>
               <w:rPr>
                 <w:sz w:val="18"/>
@@ -11055,6 +11965,63 @@
           <w:lang w:eastAsia="zh-CN"/>
         </w:rPr>
       </w:pPr>
+    </w:p>
+    <w:p>
+      <w:pPr>
+        <w:rPr>
+          <w:rFonts w:hint="eastAsia" w:ascii="微软雅黑" w:hAnsi="微软雅黑" w:eastAsia="微软雅黑" w:cs="微软雅黑"/>
+          <w:b/>
+          <w:lang w:eastAsia="zh-CN"/>
+        </w:rPr>
+      </w:pPr>
+    </w:p>
+    <w:p>
+      <w:pPr>
+        <w:rPr>
+          <w:rFonts w:hint="eastAsia" w:ascii="微软雅黑" w:hAnsi="微软雅黑" w:eastAsia="微软雅黑" w:cs="微软雅黑"/>
+          <w:b/>
+          <w:lang w:eastAsia="zh-CN"/>
+        </w:rPr>
+      </w:pPr>
+    </w:p>
+    <w:p>
+      <w:pPr>
+        <w:rPr>
+          <w:rFonts w:hint="eastAsia" w:ascii="微软雅黑" w:hAnsi="微软雅黑" w:eastAsia="微软雅黑" w:cs="微软雅黑"/>
+          <w:b/>
+          <w:lang w:eastAsia="zh-CN"/>
+        </w:rPr>
+      </w:pPr>
+    </w:p>
+    <w:p>
+      <w:pPr>
+        <w:rPr>
+          <w:rFonts w:hint="eastAsia" w:ascii="微软雅黑" w:hAnsi="微软雅黑" w:eastAsia="微软雅黑" w:cs="微软雅黑"/>
+          <w:b/>
+          <w:lang w:eastAsia="zh-CN"/>
+        </w:rPr>
+      </w:pPr>
+    </w:p>
+    <w:p>
+      <w:pPr>
+        <w:rPr>
+          <w:rFonts w:hint="eastAsia" w:ascii="微软雅黑" w:hAnsi="微软雅黑" w:eastAsia="微软雅黑" w:cs="微软雅黑"/>
+          <w:b/>
+          <w:lang w:eastAsia="zh-CN"/>
+        </w:rPr>
+      </w:pPr>
+    </w:p>
+    <w:p>
+      <w:pPr>
+        <w:pStyle w:val="3"/>
+        <w:spacing w:before="0" w:after="60" w:line="259" w:lineRule="auto"/>
+        <w:ind w:left="0" w:firstLine="0"/>
+        <w:rPr>
+          <w:rFonts w:hint="eastAsia" w:ascii="微软雅黑" w:hAnsi="微软雅黑" w:eastAsia="微软雅黑" w:cs="微软雅黑"/>
+          <w:b/>
+          <w:lang w:eastAsia="zh-CN"/>
+        </w:rPr>
+      </w:pPr>
       <w:r>
         <w:rPr>
           <w:rFonts w:hint="eastAsia" w:ascii="微软雅黑" w:hAnsi="微软雅黑" w:eastAsia="微软雅黑" w:cs="微软雅黑"/>
@@ -11065,7 +12032,6 @@
       </w:r>
     </w:p>
     <w:p>
-      <w:pPr/>
       <w:r>
         <w:t>第一轮执行状态：代表性案例已完成虚拟执行并生成日轨迹、事件日志、5臂效应量和95% CI；本轮未接入真人样本或真实实验仪器。</w:t>
       </w:r>
@@ -11127,12 +12093,6 @@
             <w:insideH w:val="single" w:color="auto" w:sz="4" w:space="0"/>
             <w:insideV w:val="single" w:color="auto" w:sz="4" w:space="0"/>
           </w:tblBorders>
-          <w:tblCellMar>
-            <w:top w:w="0" w:type="dxa"/>
-            <w:left w:w="108" w:type="dxa"/>
-            <w:bottom w:w="0" w:type="dxa"/>
-            <w:right w:w="108" w:type="dxa"/>
-          </w:tblCellMar>
         </w:tblPrEx>
         <w:trPr>
           <w:cantSplit/>
@@ -11893,7 +12853,6 @@
               <w:ind w:left="0" w:firstLine="0"/>
               <w:jc w:val="left"/>
             </w:pPr>
-            <w:r/>
             <w:r>
               <w:rPr>
                 <w:sz w:val="18"/>
@@ -11919,7 +12878,6 @@
               <w:ind w:left="0" w:firstLine="0"/>
               <w:jc w:val="left"/>
             </w:pPr>
-            <w:r/>
             <w:r>
               <w:rPr>
                 <w:sz w:val="18"/>
@@ -11945,7 +12903,6 @@
               <w:ind w:left="0" w:firstLine="0"/>
               <w:jc w:val="left"/>
             </w:pPr>
-            <w:r/>
             <w:r>
               <w:rPr>
                 <w:sz w:val="18"/>
@@ -11971,7 +12928,6 @@
               <w:ind w:left="0" w:firstLine="0"/>
               <w:jc w:val="left"/>
             </w:pPr>
-            <w:r/>
             <w:r>
               <w:rPr>
                 <w:sz w:val="18"/>
@@ -11997,7 +12953,6 @@
               <w:ind w:left="0" w:firstLine="0"/>
               <w:jc w:val="left"/>
             </w:pPr>
-            <w:r/>
             <w:r>
               <w:rPr>
                 <w:sz w:val="18"/>
@@ -12023,7 +12978,6 @@
               <w:ind w:left="0" w:firstLine="0"/>
               <w:jc w:val="left"/>
             </w:pPr>
-            <w:r/>
             <w:r>
               <w:rPr>
                 <w:sz w:val="18"/>
@@ -12722,6 +13676,63 @@
           <w:lang w:eastAsia="zh-CN"/>
         </w:rPr>
       </w:pPr>
+    </w:p>
+    <w:p>
+      <w:pPr>
+        <w:rPr>
+          <w:rFonts w:hint="eastAsia" w:ascii="微软雅黑" w:hAnsi="微软雅黑" w:eastAsia="微软雅黑" w:cs="微软雅黑"/>
+          <w:b/>
+          <w:lang w:eastAsia="zh-CN"/>
+        </w:rPr>
+      </w:pPr>
+    </w:p>
+    <w:p>
+      <w:pPr>
+        <w:rPr>
+          <w:rFonts w:hint="eastAsia" w:ascii="微软雅黑" w:hAnsi="微软雅黑" w:eastAsia="微软雅黑" w:cs="微软雅黑"/>
+          <w:b/>
+          <w:lang w:eastAsia="zh-CN"/>
+        </w:rPr>
+      </w:pPr>
+    </w:p>
+    <w:p>
+      <w:pPr>
+        <w:rPr>
+          <w:rFonts w:hint="eastAsia" w:ascii="微软雅黑" w:hAnsi="微软雅黑" w:eastAsia="微软雅黑" w:cs="微软雅黑"/>
+          <w:b/>
+          <w:lang w:eastAsia="zh-CN"/>
+        </w:rPr>
+      </w:pPr>
+    </w:p>
+    <w:p>
+      <w:pPr>
+        <w:rPr>
+          <w:rFonts w:hint="eastAsia" w:ascii="微软雅黑" w:hAnsi="微软雅黑" w:eastAsia="微软雅黑" w:cs="微软雅黑"/>
+          <w:b/>
+          <w:lang w:eastAsia="zh-CN"/>
+        </w:rPr>
+      </w:pPr>
+    </w:p>
+    <w:p>
+      <w:pPr>
+        <w:rPr>
+          <w:rFonts w:hint="eastAsia" w:ascii="微软雅黑" w:hAnsi="微软雅黑" w:eastAsia="微软雅黑" w:cs="微软雅黑"/>
+          <w:b/>
+          <w:lang w:eastAsia="zh-CN"/>
+        </w:rPr>
+      </w:pPr>
+    </w:p>
+    <w:p>
+      <w:pPr>
+        <w:pStyle w:val="3"/>
+        <w:spacing w:before="0" w:after="60" w:line="259" w:lineRule="auto"/>
+        <w:ind w:left="0" w:firstLine="0"/>
+        <w:rPr>
+          <w:rFonts w:hint="eastAsia" w:ascii="微软雅黑" w:hAnsi="微软雅黑" w:eastAsia="微软雅黑" w:cs="微软雅黑"/>
+          <w:b/>
+          <w:lang w:eastAsia="zh-CN"/>
+        </w:rPr>
+      </w:pPr>
       <w:r>
         <w:rPr>
           <w:rFonts w:hint="eastAsia" w:ascii="微软雅黑" w:hAnsi="微软雅黑" w:eastAsia="微软雅黑" w:cs="微软雅黑"/>
@@ -13489,6 +14500,90 @@
           <w:lang w:eastAsia="zh-CN"/>
         </w:rPr>
       </w:pPr>
+    </w:p>
+    <w:p>
+      <w:pPr>
+        <w:rPr>
+          <w:rFonts w:hint="eastAsia" w:ascii="微软雅黑" w:hAnsi="微软雅黑" w:eastAsia="微软雅黑" w:cs="微软雅黑"/>
+          <w:b/>
+          <w:lang w:eastAsia="zh-CN"/>
+        </w:rPr>
+      </w:pPr>
+    </w:p>
+    <w:p>
+      <w:pPr>
+        <w:rPr>
+          <w:rFonts w:hint="eastAsia" w:ascii="微软雅黑" w:hAnsi="微软雅黑" w:eastAsia="微软雅黑" w:cs="微软雅黑"/>
+          <w:b/>
+          <w:lang w:eastAsia="zh-CN"/>
+        </w:rPr>
+      </w:pPr>
+    </w:p>
+    <w:p>
+      <w:pPr>
+        <w:rPr>
+          <w:rFonts w:hint="eastAsia" w:ascii="微软雅黑" w:hAnsi="微软雅黑" w:eastAsia="微软雅黑" w:cs="微软雅黑"/>
+          <w:b/>
+          <w:lang w:eastAsia="zh-CN"/>
+        </w:rPr>
+      </w:pPr>
+    </w:p>
+    <w:p>
+      <w:pPr>
+        <w:rPr>
+          <w:rFonts w:hint="eastAsia" w:ascii="微软雅黑" w:hAnsi="微软雅黑" w:eastAsia="微软雅黑" w:cs="微软雅黑"/>
+          <w:b/>
+          <w:lang w:eastAsia="zh-CN"/>
+        </w:rPr>
+      </w:pPr>
+    </w:p>
+    <w:p>
+      <w:pPr>
+        <w:rPr>
+          <w:rFonts w:hint="eastAsia" w:ascii="微软雅黑" w:hAnsi="微软雅黑" w:eastAsia="微软雅黑" w:cs="微软雅黑"/>
+          <w:b/>
+          <w:lang w:eastAsia="zh-CN"/>
+        </w:rPr>
+      </w:pPr>
+    </w:p>
+    <w:p>
+      <w:pPr>
+        <w:rPr>
+          <w:rFonts w:hint="eastAsia" w:ascii="微软雅黑" w:hAnsi="微软雅黑" w:eastAsia="微软雅黑" w:cs="微软雅黑"/>
+          <w:b/>
+          <w:lang w:eastAsia="zh-CN"/>
+        </w:rPr>
+      </w:pPr>
+    </w:p>
+    <w:p>
+      <w:pPr>
+        <w:rPr>
+          <w:rFonts w:hint="eastAsia" w:ascii="微软雅黑" w:hAnsi="微软雅黑" w:eastAsia="微软雅黑" w:cs="微软雅黑"/>
+          <w:b/>
+          <w:lang w:eastAsia="zh-CN"/>
+        </w:rPr>
+      </w:pPr>
+    </w:p>
+    <w:p>
+      <w:pPr>
+        <w:rPr>
+          <w:rFonts w:hint="eastAsia" w:ascii="微软雅黑" w:hAnsi="微软雅黑" w:eastAsia="微软雅黑" w:cs="微软雅黑"/>
+          <w:b/>
+          <w:lang w:eastAsia="zh-CN"/>
+        </w:rPr>
+      </w:pPr>
+    </w:p>
+    <w:p>
+      <w:pPr>
+        <w:pStyle w:val="3"/>
+        <w:spacing w:before="0" w:after="60" w:line="259" w:lineRule="auto"/>
+        <w:ind w:left="0" w:firstLine="0"/>
+        <w:rPr>
+          <w:rFonts w:hint="eastAsia" w:ascii="微软雅黑" w:hAnsi="微软雅黑" w:eastAsia="微软雅黑" w:cs="微软雅黑"/>
+          <w:b/>
+          <w:lang w:eastAsia="zh-CN"/>
+        </w:rPr>
+      </w:pPr>
       <w:r>
         <w:rPr>
           <w:rFonts w:hint="eastAsia" w:ascii="微软雅黑" w:hAnsi="微软雅黑" w:eastAsia="微软雅黑" w:cs="微软雅黑"/>
@@ -14369,7 +15464,6 @@
               <w:ind w:left="0" w:firstLine="0"/>
               <w:jc w:val="left"/>
             </w:pPr>
-            <w:r/>
             <w:r>
               <w:rPr>
                 <w:sz w:val="18"/>
@@ -14395,7 +15489,6 @@
               <w:ind w:left="0" w:firstLine="0"/>
               <w:jc w:val="left"/>
             </w:pPr>
-            <w:r/>
             <w:r>
               <w:rPr>
                 <w:sz w:val="18"/>
@@ -14421,7 +15514,6 @@
               <w:ind w:left="0" w:firstLine="0"/>
               <w:jc w:val="left"/>
             </w:pPr>
-            <w:r/>
             <w:r>
               <w:rPr>
                 <w:sz w:val="18"/>
@@ -14447,7 +15539,6 @@
               <w:ind w:left="0" w:firstLine="0"/>
               <w:jc w:val="left"/>
             </w:pPr>
-            <w:r/>
             <w:r>
               <w:rPr>
                 <w:sz w:val="18"/>
@@ -14473,7 +15564,6 @@
               <w:ind w:left="0" w:firstLine="0"/>
               <w:jc w:val="left"/>
             </w:pPr>
-            <w:r/>
             <w:r>
               <w:rPr>
                 <w:sz w:val="18"/>
@@ -14503,13 +15593,11 @@
       </w:r>
     </w:p>
     <w:p>
-      <w:pPr/>
       <w:r>
         <w:t>说明：第二轮完成的是工程与文档层面的反馈修订，尚未重新运行真人实验；因此第二轮结论只表示计划质量和审计边界改善。</w:t>
       </w:r>
     </w:p>
     <w:p>
-      <w:pPr/>
       <w:r>
         <w:t>说明：第二轮完成的是工程与文档层面的反馈修订，尚未重新运行真人实验；因此第二轮结论只表示计划质量和审计边界改善。</w:t>
       </w:r>
@@ -14565,6 +15653,45 @@
       <w:r>
         <w:t>当前停止是提交基线的工程停止点：软件闭环已可复现，但真实验证、外部证据和更大样本仍需后续迭代。</w:t>
       </w:r>
+    </w:p>
+    <w:p>
+      <w:pPr>
+        <w:pStyle w:val="3"/>
+        <w:spacing w:before="0" w:after="60" w:line="259" w:lineRule="auto"/>
+        <w:ind w:left="0" w:firstLine="0"/>
+        <w:rPr>
+          <w:rFonts w:hint="eastAsia" w:ascii="微软雅黑" w:hAnsi="微软雅黑" w:eastAsia="微软雅黑" w:cs="微软雅黑"/>
+          <w:b/>
+          <w:lang w:eastAsia="zh-CN"/>
+        </w:rPr>
+      </w:pPr>
+    </w:p>
+    <w:p>
+      <w:pPr>
+        <w:rPr>
+          <w:rFonts w:hint="eastAsia" w:ascii="微软雅黑" w:hAnsi="微软雅黑" w:eastAsia="微软雅黑" w:cs="微软雅黑"/>
+          <w:b/>
+          <w:lang w:eastAsia="zh-CN"/>
+        </w:rPr>
+      </w:pPr>
+    </w:p>
+    <w:p>
+      <w:pPr>
+        <w:rPr>
+          <w:rFonts w:hint="eastAsia" w:ascii="微软雅黑" w:hAnsi="微软雅黑" w:eastAsia="微软雅黑" w:cs="微软雅黑"/>
+          <w:b/>
+          <w:lang w:eastAsia="zh-CN"/>
+        </w:rPr>
+      </w:pPr>
+    </w:p>
+    <w:p>
+      <w:pPr>
+        <w:rPr>
+          <w:rFonts w:hint="eastAsia" w:ascii="微软雅黑" w:hAnsi="微软雅黑" w:eastAsia="微软雅黑" w:cs="微软雅黑"/>
+          <w:b/>
+          <w:lang w:eastAsia="zh-CN"/>
+        </w:rPr>
+      </w:pPr>
     </w:p>
     <w:p>
       <w:pPr>
@@ -15454,6 +16581,90 @@
           <w:lang w:eastAsia="zh-CN"/>
         </w:rPr>
       </w:pPr>
+    </w:p>
+    <w:p>
+      <w:pPr>
+        <w:rPr>
+          <w:rFonts w:hint="eastAsia" w:ascii="微软雅黑" w:hAnsi="微软雅黑" w:eastAsia="微软雅黑" w:cs="微软雅黑"/>
+          <w:b/>
+          <w:lang w:eastAsia="zh-CN"/>
+        </w:rPr>
+      </w:pPr>
+    </w:p>
+    <w:p>
+      <w:pPr>
+        <w:rPr>
+          <w:rFonts w:hint="eastAsia" w:ascii="微软雅黑" w:hAnsi="微软雅黑" w:eastAsia="微软雅黑" w:cs="微软雅黑"/>
+          <w:b/>
+          <w:lang w:eastAsia="zh-CN"/>
+        </w:rPr>
+      </w:pPr>
+    </w:p>
+    <w:p>
+      <w:pPr>
+        <w:rPr>
+          <w:rFonts w:hint="eastAsia" w:ascii="微软雅黑" w:hAnsi="微软雅黑" w:eastAsia="微软雅黑" w:cs="微软雅黑"/>
+          <w:b/>
+          <w:lang w:eastAsia="zh-CN"/>
+        </w:rPr>
+      </w:pPr>
+    </w:p>
+    <w:p>
+      <w:pPr>
+        <w:rPr>
+          <w:rFonts w:hint="eastAsia" w:ascii="微软雅黑" w:hAnsi="微软雅黑" w:eastAsia="微软雅黑" w:cs="微软雅黑"/>
+          <w:b/>
+          <w:lang w:eastAsia="zh-CN"/>
+        </w:rPr>
+      </w:pPr>
+    </w:p>
+    <w:p>
+      <w:pPr>
+        <w:rPr>
+          <w:rFonts w:hint="eastAsia" w:ascii="微软雅黑" w:hAnsi="微软雅黑" w:eastAsia="微软雅黑" w:cs="微软雅黑"/>
+          <w:b/>
+          <w:lang w:eastAsia="zh-CN"/>
+        </w:rPr>
+      </w:pPr>
+    </w:p>
+    <w:p>
+      <w:pPr>
+        <w:rPr>
+          <w:rFonts w:hint="eastAsia" w:ascii="微软雅黑" w:hAnsi="微软雅黑" w:eastAsia="微软雅黑" w:cs="微软雅黑"/>
+          <w:b/>
+          <w:lang w:eastAsia="zh-CN"/>
+        </w:rPr>
+      </w:pPr>
+    </w:p>
+    <w:p>
+      <w:pPr>
+        <w:rPr>
+          <w:rFonts w:hint="eastAsia" w:ascii="微软雅黑" w:hAnsi="微软雅黑" w:eastAsia="微软雅黑" w:cs="微软雅黑"/>
+          <w:b/>
+          <w:lang w:eastAsia="zh-CN"/>
+        </w:rPr>
+      </w:pPr>
+    </w:p>
+    <w:p>
+      <w:pPr>
+        <w:rPr>
+          <w:rFonts w:hint="eastAsia" w:ascii="微软雅黑" w:hAnsi="微软雅黑" w:eastAsia="微软雅黑" w:cs="微软雅黑"/>
+          <w:b/>
+          <w:lang w:eastAsia="zh-CN"/>
+        </w:rPr>
+      </w:pPr>
+    </w:p>
+    <w:p>
+      <w:pPr>
+        <w:pStyle w:val="3"/>
+        <w:spacing w:before="0" w:after="60" w:line="259" w:lineRule="auto"/>
+        <w:ind w:left="0" w:firstLine="0"/>
+        <w:rPr>
+          <w:rFonts w:hint="eastAsia" w:ascii="微软雅黑" w:hAnsi="微软雅黑" w:eastAsia="微软雅黑" w:cs="微软雅黑"/>
+          <w:b/>
+          <w:lang w:eastAsia="zh-CN"/>
+        </w:rPr>
+      </w:pPr>
       <w:r>
         <w:rPr>
           <w:rFonts w:hint="eastAsia" w:ascii="微软雅黑" w:hAnsi="微软雅黑" w:eastAsia="微软雅黑" w:cs="微软雅黑"/>
@@ -16752,12 +17963,140 @@
         <w:spacing w:before="0" w:after="60" w:line="259" w:lineRule="auto"/>
         <w:ind w:left="0" w:firstLine="0"/>
         <w:rPr>
+          <w:rFonts w:hint="eastAsia" w:ascii="微软雅黑" w:hAnsi="微软雅黑" w:eastAsia="微软雅黑" w:cs="微软雅黑"/>
+          <w:b/>
           <w:lang w:eastAsia="zh-CN"/>
         </w:rPr>
       </w:pPr>
       <w:r>
         <w:t>不支持的外推：不得把合成画像、虚拟效应量或单一案例外推为真实学生、真实因果或普遍科学规律。</w:t>
       </w:r>
+    </w:p>
+    <w:p>
+      <w:pPr>
+        <w:pStyle w:val="16"/>
+        <w:numPr>
+          <w:numId w:val="0"/>
+        </w:numPr>
+        <w:spacing w:before="0" w:after="60" w:line="259" w:lineRule="auto"/>
+        <w:contextualSpacing/>
+      </w:pPr>
+    </w:p>
+    <w:p>
+      <w:pPr>
+        <w:pStyle w:val="16"/>
+        <w:numPr>
+          <w:numId w:val="0"/>
+        </w:numPr>
+        <w:spacing w:before="0" w:after="60" w:line="259" w:lineRule="auto"/>
+        <w:contextualSpacing/>
+      </w:pPr>
+    </w:p>
+    <w:p>
+      <w:pPr>
+        <w:pStyle w:val="16"/>
+        <w:numPr>
+          <w:numId w:val="0"/>
+        </w:numPr>
+        <w:spacing w:before="0" w:after="60" w:line="259" w:lineRule="auto"/>
+        <w:contextualSpacing/>
+      </w:pPr>
+    </w:p>
+    <w:p>
+      <w:pPr>
+        <w:pStyle w:val="16"/>
+        <w:numPr>
+          <w:numId w:val="0"/>
+        </w:numPr>
+        <w:spacing w:before="0" w:after="60" w:line="259" w:lineRule="auto"/>
+        <w:contextualSpacing/>
+      </w:pPr>
+    </w:p>
+    <w:p>
+      <w:pPr>
+        <w:pStyle w:val="16"/>
+        <w:numPr>
+          <w:numId w:val="0"/>
+        </w:numPr>
+        <w:spacing w:before="0" w:after="60" w:line="259" w:lineRule="auto"/>
+        <w:contextualSpacing/>
+      </w:pPr>
+    </w:p>
+    <w:p>
+      <w:pPr>
+        <w:pStyle w:val="16"/>
+        <w:numPr>
+          <w:numId w:val="0"/>
+        </w:numPr>
+        <w:spacing w:before="0" w:after="60" w:line="259" w:lineRule="auto"/>
+        <w:contextualSpacing/>
+      </w:pPr>
+    </w:p>
+    <w:p>
+      <w:pPr>
+        <w:pStyle w:val="16"/>
+        <w:numPr>
+          <w:numId w:val="0"/>
+        </w:numPr>
+        <w:spacing w:before="0" w:after="60" w:line="259" w:lineRule="auto"/>
+        <w:contextualSpacing/>
+      </w:pPr>
+    </w:p>
+    <w:p>
+      <w:pPr>
+        <w:pStyle w:val="16"/>
+        <w:numPr>
+          <w:numId w:val="0"/>
+        </w:numPr>
+        <w:spacing w:before="0" w:after="60" w:line="259" w:lineRule="auto"/>
+        <w:contextualSpacing/>
+      </w:pPr>
+    </w:p>
+    <w:p>
+      <w:pPr>
+        <w:pStyle w:val="16"/>
+        <w:numPr>
+          <w:numId w:val="0"/>
+        </w:numPr>
+        <w:spacing w:before="0" w:after="60" w:line="259" w:lineRule="auto"/>
+        <w:contextualSpacing/>
+      </w:pPr>
+    </w:p>
+    <w:p>
+      <w:pPr>
+        <w:pStyle w:val="16"/>
+        <w:numPr>
+          <w:numId w:val="0"/>
+        </w:numPr>
+        <w:spacing w:before="0" w:after="60" w:line="259" w:lineRule="auto"/>
+        <w:contextualSpacing/>
+      </w:pPr>
+    </w:p>
+    <w:p>
+      <w:pPr>
+        <w:pStyle w:val="16"/>
+        <w:numPr>
+          <w:numId w:val="0"/>
+        </w:numPr>
+        <w:spacing w:before="0" w:after="60" w:line="259" w:lineRule="auto"/>
+        <w:contextualSpacing/>
+      </w:pPr>
+    </w:p>
+    <w:p>
+      <w:pPr>
+        <w:pStyle w:val="16"/>
+        <w:numPr>
+          <w:numId w:val="0"/>
+        </w:numPr>
+        <w:spacing w:before="0" w:after="60" w:line="259" w:lineRule="auto"/>
+        <w:contextualSpacing/>
+        <w:rPr>
+          <w:rFonts w:hint="eastAsia"/>
+          <w:lang w:eastAsia="zh-CN"/>
+        </w:rPr>
+      </w:pPr>
+      <w:bookmarkStart w:id="0" w:name="_GoBack"/>
+      <w:bookmarkEnd w:id="0"/>
     </w:p>
     <w:p>
       <w:pPr>
@@ -17351,6 +18690,7 @@
         </w:tc>
       </w:tr>
     </w:tbl>
+    <w:p/>
     <w:sectPr>
       <w:footerReference r:id="rId7" w:type="first"/>
       <w:headerReference r:id="rId5" w:type="default"/>
